--- a/Defense_v1.docx
+++ b/Defense_v1.docx
@@ -44,7 +44,15 @@
     </w:p>
     <w:p>
       <w:r>
-        <w:t>Is the market pricing the Fed’s own rule? The market persistently prices the policy path below the Fed’s own rule (applied to UK inputs for GBP), but even with this, the gap is not a tradable signal. Once that gap is standardized (z) it does not forecast rate changes in USD, and points the wrong way there. In GBP, the story is different, it does forecast them, but the gains are concentrated into a specific window (202</w:t>
+        <w:t xml:space="preserve">Is the market pricing the Fed’s own rule? The market persistently prices the policy path below the Fed’s own rule (applied to UK inputs for GBP), but even with this, the gap is not a tradable signal. Once that gap is standardized (z) it does not forecast rate changes in </w:t>
+      </w:r>
+      <w:proofErr w:type="gramStart"/>
+      <w:r>
+        <w:t>USD, and</w:t>
+      </w:r>
+      <w:proofErr w:type="gramEnd"/>
+      <w:r>
+        <w:t xml:space="preserve"> points the wrong way there. In GBP, the story is different, it does forecast them, but the gains are concentrated into a specific window (202</w:t>
       </w:r>
       <w:r>
         <w:t>2</w:t>
@@ -64,7 +72,13 @@
         <w:t>th</w:t>
       </w:r>
       <w:r>
-        <w:t xml:space="preserve"> meeting for each central bank and used a z score on a trailing 2-year window. The gap’s z is scored by its rank IC against the policy-rate change over the next h sessions (5, 21, 63). The gap’s z needs a year of history first, and the IC is measured outside the ELB (Effective Lower Bound).</w:t>
+        <w:t xml:space="preserve"> meeting for each central bank and used a z score on a trailing 2-year window. The gap’s z is scored by its rank IC against the policy-rate change over the next h sessions (5, </w:t>
+      </w:r>
+      <w:r>
+        <w:t>4</w:t>
+      </w:r>
+      <w:r>
+        <w:t>21, 63). The gap’s z needs a year of history first, and the IC is measured outside the ELB (Effective Lower Bound).</w:t>
       </w:r>
     </w:p>
     <w:tbl>
@@ -535,7 +549,27 @@
                 <w:sz w:val="16"/>
                 <w:szCs w:val="16"/>
               </w:rPr>
-              <w:t>46% of it maintenance</w:t>
+              <w:t xml:space="preserve">46% of </w:t>
+            </w:r>
+            <w:proofErr w:type="spellStart"/>
+            <w:proofErr w:type="gramStart"/>
+            <w:r>
+              <w:rPr>
+                <w:color w:val="595959"/>
+                <w:sz w:val="16"/>
+                <w:szCs w:val="16"/>
+              </w:rPr>
+              <w:t>it</w:t>
+            </w:r>
+            <w:proofErr w:type="spellEnd"/>
+            <w:proofErr w:type="gramEnd"/>
+            <w:r>
+              <w:rPr>
+                <w:color w:val="595959"/>
+                <w:sz w:val="16"/>
+                <w:szCs w:val="16"/>
+              </w:rPr>
+              <w:t xml:space="preserve"> maintenance</w:t>
             </w:r>
           </w:p>
         </w:tc>
@@ -1388,12 +1422,21 @@
             <w:pPr>
               <w:spacing w:after="0" w:line="240" w:lineRule="auto"/>
             </w:pPr>
+            <w:proofErr w:type="spellStart"/>
             <w:r>
               <w:rPr>
                 <w:sz w:val="18"/>
                 <w:szCs w:val="18"/>
               </w:rPr>
-              <w:t>Labour Force Survey</w:t>
+              <w:t>Labour</w:t>
+            </w:r>
+            <w:proofErr w:type="spellEnd"/>
+            <w:r>
+              <w:rPr>
+                <w:sz w:val="18"/>
+                <w:szCs w:val="18"/>
+              </w:rPr>
+              <w:t xml:space="preserve"> Force Survey</w:t>
             </w:r>
           </w:p>
         </w:tc>
@@ -1578,11 +1621,17 @@
     </w:p>
     <w:p>
       <w:r>
-        <w:t xml:space="preserve">Each ZQ contract (CME 30-Day Fed Funds Futures) settles to the arithmetic average of every calendar day of its delivery month. Due to this, each contract month is one linear equation in the regime rates, each weighted by its share of the month’s days. These contracts are priced across months and regimes using joint least squares (Figure 1). A regime spans several contract months, and each month mixes several regimes. They must be solved together to ensure consistency. However, an issue arises in how information is captured by these contracts. Mid-month, part of the contract is already history. To reflect this, days whose EFFR (Effective Fed Funds Rate) is published enter this as known numbers. This process of substituting in known days creates an additional challenge. When the next meeting is days away, the rate from today until then lives in a few days of the front contract, and price noise in that contract is multiplied by days-in-month over days-left. To address this, contracts below a threshold are pinned to the last fixing. Measured against the </w:t>
+        <w:t>Each ZQ contract (CME 30-Day Fed Funds Futures) settles to the arithmetic average of every calendar day of its delivery month. Due to this, each contract month is one linear equation in the regime rates, each weighted by its share of the month’s days. These contracts are priced across months and regimes using joint least squares (Figure 1). A regime spans several contract months, and each month mixes several regimes. They must be solved together to ensure consistency. However, an issue arises in how information is captured by these contracts. Mid-month, part of the contract is already history. To reflect this, days whose EFFR (Effective Fed Funds Rate) is published enter this as known numbers. This process of substituting in known days creates an additional challenge. When the next meeting is days away, the rate from today until then lives in a few days of the front contract, and price noise in that contract is multiplied by days-in-month over days-left. To address this, contracts below a threshold are pinned to the last fixing</w:t>
+      </w:r>
+      <w:r>
+        <w:t xml:space="preserve"> when it is shorter than 10 </w:t>
       </w:r>
       <w:r>
         <w:lastRenderedPageBreak/>
-        <w:t>actual decision on 46 announcement days since 2021, the error in the implied steps fell sharply, from 5.8 bp to 0.5 bp on average, and from 34 bp to 1.6 bp at worst.</w:t>
+        <w:t>days</w:t>
+      </w:r>
+      <w:r>
+        <w:t>. Measured against the actual decision on 46 announcement days since 2021, the error in the implied steps fell sharply, from 5.8 bp to 0.5 bp on average, and from 34 bp to 1.6 bp at worst.</w:t>
       </w:r>
     </w:p>
     <w:p>
@@ -1702,7 +1751,15 @@
     </w:p>
     <w:p>
       <w:r>
-        <w:t>To check the result, I compare it with SR1 (CME One-Month SOFR Futures). For each session I average the ZQ-implied EFFR path over each SR1 contract month and solve for the constant spread that reprices the SR1 settle: the SOFR – EFFR basis the two markets imply together. I then compare it with the basis later realized (Figure 2). Over 2,116 sessions it misses by +0.52 bp on average, 1.86 bp in absolute terms, and is within 3 bp on 80% of them. Two independent markets agree to within about 2 bp, so the ZQ path is not an artefact of the solver.</w:t>
+        <w:t xml:space="preserve">To check the result, I compare it with SR1 (CME One-Month SOFR Futures). For each session I average the ZQ-implied EFFR path over each SR1 contract month and solve for the constant spread that reprices the SR1 settle: the SOFR – EFFR basis the two markets imply together. I then compare it with the basis later realized (Figure 2). Over 2,116 sessions it misses by +0.52 bp on average, 1.86 bp in absolute terms, and is within 3 bp on 80% of them. Two independent markets agree to </w:t>
+      </w:r>
+      <w:proofErr w:type="gramStart"/>
+      <w:r>
+        <w:t>within about</w:t>
+      </w:r>
+      <w:proofErr w:type="gramEnd"/>
+      <w:r>
+        <w:t xml:space="preserve"> 2 bp, so the ZQ path is not an artefact of the solver.</w:t>
       </w:r>
     </w:p>
     <w:p>
@@ -1835,7 +1892,15 @@
     </w:p>
     <w:p>
       <w:r>
-        <w:t>There is no ZQ outside the US. For GBP, the Bank of England publishes a fitted OIS (Overnight Index Swap) spot curve. I interpolate its log discount factors, and the expected rate between two meetings is the forward over that window (Figure 3).</w:t>
+        <w:t xml:space="preserve">There is no ZQ outside the US. For GBP, the Bank of England publishes a fitted OIS (Overnight Index Swap) spot curve. I </w:t>
+      </w:r>
+      <w:proofErr w:type="gramStart"/>
+      <w:r>
+        <w:t>interpolate</w:t>
+      </w:r>
+      <w:proofErr w:type="gramEnd"/>
+      <w:r>
+        <w:t xml:space="preserve"> its log discount factors, and the expected rate between two meetings is the forward over that window (Figure 3).</w:t>
       </w:r>
     </w:p>
     <w:p>
@@ -2351,7 +2416,15 @@
     </w:p>
     <w:p>
       <w:r>
-        <w:t>Each input is what was published on the day. Beginning with π, which is the 12-month core PCE, bridged from CPI for months PCE hasn’t printed yet. I tested the accuracy of this bridge and the test returned a RMSE of 0.075 pp against PCE’s first print over 185 months. u* is CBO’s estimate as vintaged on that day, from ALFRED (Figure 4). A test reruns the whole chain cut off on day D, then appends deliberately corrupted data after D and checks that nothing on or before D moves.</w:t>
+        <w:t xml:space="preserve">Each input is what was published on the day. Beginning with π, which is the 12-month core PCE, bridged from CPI for months PCE hasn’t printed yet. I tested the accuracy of this </w:t>
+      </w:r>
+      <w:proofErr w:type="gramStart"/>
+      <w:r>
+        <w:t>bridge</w:t>
+      </w:r>
+      <w:proofErr w:type="gramEnd"/>
+      <w:r>
+        <w:t xml:space="preserve"> and the test returned a RMSE of 0.075 pp against PCE’s first print over 185 months. u* is CBO’s estimate as vintaged on that day, from ALFRED (Figure 4). A test reruns the whole chain cut off on day D, then appends deliberately corrupted data after D and checks that nothing on or before D moves.</w:t>
       </w:r>
     </w:p>
     <w:p>
@@ -2621,7 +2694,15 @@
         <w:t xml:space="preserve">. </w:t>
       </w:r>
       <w:r>
-        <w:t>USD: the market path against the balanced-approach rule, and the gap at the fourth meeting ahead.</w:t>
+        <w:t xml:space="preserve">USD: the market path against the </w:t>
+      </w:r>
+      <w:proofErr w:type="gramStart"/>
+      <w:r>
+        <w:t>balanced-approach</w:t>
+      </w:r>
+      <w:proofErr w:type="gramEnd"/>
+      <w:r>
+        <w:t xml:space="preserve"> rule, and the gap at the fourth meeting ahead.</w:t>
       </w:r>
     </w:p>
     <w:p>
@@ -2759,7 +2840,15 @@
     </w:p>
     <w:p>
       <w:r>
-        <w:t>The USD gap has no forecasting value and instead points the wrong way (Figure 7, Table 1). USD outright is not successful, with a −0.12 for IC (21) across 2,930 sessions. The results for GBP are strong, with GBP outright seeing +0.38 in IC (21). This result is across 2,273 sessions and carries a t-stat of 4.7. The three curve and cross sleeves are small (|t| ≤ 1.6). Outside GBP outright, nothing here rejects the null.</w:t>
+        <w:t xml:space="preserve">The USD gap has no forecasting value and instead points the wrong way (Figure 7, Table 1). USD outright is not successful, with a −0.12 for IC (21) across 2,930 sessions. The results for GBP are strong, with GBP outright seeing +0.38 in IC (21). This result is across 2,273 sessions and carries a t-stat of 4.7. The three </w:t>
+      </w:r>
+      <w:proofErr w:type="gramStart"/>
+      <w:r>
+        <w:t>curve</w:t>
+      </w:r>
+      <w:proofErr w:type="gramEnd"/>
+      <w:r>
+        <w:t xml:space="preserve"> and cross sleeves are small (|t| ≤ 1.6). Outside GBP outright, nothing here rejects the null.</w:t>
       </w:r>
     </w:p>
     <w:p>
@@ -3036,6 +3125,7 @@
               <w:spacing w:after="0" w:line="240" w:lineRule="auto"/>
               <w:jc w:val="center"/>
             </w:pPr>
+            <w:proofErr w:type="gramStart"/>
             <w:r>
               <w:rPr>
                 <w:b/>
@@ -3044,33 +3134,9 @@
                 <w:sz w:val="17"/>
                 <w:szCs w:val="17"/>
               </w:rPr>
-              <w:t>IC(5)</w:t>
-            </w:r>
-          </w:p>
-        </w:tc>
-        <w:tc>
-          <w:tcPr>
-            <w:tcW w:w="1420" w:type="dxa"/>
-            <w:tcBorders>
-              <w:top w:val="none" w:sz="0" w:space="0" w:color="FFFFFF"/>
-              <w:left w:val="none" w:sz="0" w:space="0" w:color="FFFFFF"/>
-              <w:bottom w:val="single" w:sz="2" w:space="0" w:color="BFC9D6"/>
-              <w:right w:val="none" w:sz="0" w:space="0" w:color="FFFFFF"/>
-            </w:tcBorders>
-            <w:shd w:val="clear" w:color="auto" w:fill="1F3864"/>
-            <w:tcMar>
-              <w:top w:w="70" w:type="dxa"/>
-              <w:left w:w="110" w:type="dxa"/>
-              <w:bottom w:w="70" w:type="dxa"/>
-              <w:right w:w="110" w:type="dxa"/>
-            </w:tcMar>
-            <w:vAlign w:val="center"/>
-          </w:tcPr>
-          <w:p>
-            <w:pPr>
-              <w:spacing w:after="0" w:line="240" w:lineRule="auto"/>
-              <w:jc w:val="center"/>
-            </w:pPr>
+              <w:t>IC(</w:t>
+            </w:r>
+            <w:proofErr w:type="gramEnd"/>
             <w:r>
               <w:rPr>
                 <w:b/>
@@ -3079,7 +3145,7 @@
                 <w:sz w:val="17"/>
                 <w:szCs w:val="17"/>
               </w:rPr>
-              <w:t>IC(21)</w:t>
+              <w:t>5)</w:t>
             </w:r>
           </w:p>
         </w:tc>
@@ -3106,6 +3172,7 @@
               <w:spacing w:after="0" w:line="240" w:lineRule="auto"/>
               <w:jc w:val="center"/>
             </w:pPr>
+            <w:proofErr w:type="gramStart"/>
             <w:r>
               <w:rPr>
                 <w:b/>
@@ -3114,33 +3181,9 @@
                 <w:sz w:val="17"/>
                 <w:szCs w:val="17"/>
               </w:rPr>
-              <w:t>IC(63)</w:t>
-            </w:r>
-          </w:p>
-        </w:tc>
-        <w:tc>
-          <w:tcPr>
-            <w:tcW w:w="1200" w:type="dxa"/>
-            <w:tcBorders>
-              <w:top w:val="none" w:sz="0" w:space="0" w:color="FFFFFF"/>
-              <w:left w:val="none" w:sz="0" w:space="0" w:color="FFFFFF"/>
-              <w:bottom w:val="single" w:sz="2" w:space="0" w:color="BFC9D6"/>
-              <w:right w:val="none" w:sz="0" w:space="0" w:color="FFFFFF"/>
-            </w:tcBorders>
-            <w:shd w:val="clear" w:color="auto" w:fill="1F3864"/>
-            <w:tcMar>
-              <w:top w:w="70" w:type="dxa"/>
-              <w:left w:w="110" w:type="dxa"/>
-              <w:bottom w:w="70" w:type="dxa"/>
-              <w:right w:w="110" w:type="dxa"/>
-            </w:tcMar>
-            <w:vAlign w:val="center"/>
-          </w:tcPr>
-          <w:p>
-            <w:pPr>
-              <w:spacing w:after="0" w:line="240" w:lineRule="auto"/>
-              <w:jc w:val="center"/>
-            </w:pPr>
+              <w:t>IC(</w:t>
+            </w:r>
+            <w:proofErr w:type="gramEnd"/>
             <w:r>
               <w:rPr>
                 <w:b/>
@@ -3149,13 +3192,13 @@
                 <w:sz w:val="17"/>
                 <w:szCs w:val="17"/>
               </w:rPr>
-              <w:t>Sessions (21)</w:t>
-            </w:r>
-          </w:p>
-        </w:tc>
-        <w:tc>
-          <w:tcPr>
-            <w:tcW w:w="2200" w:type="dxa"/>
+              <w:t>21)</w:t>
+            </w:r>
+          </w:p>
+        </w:tc>
+        <w:tc>
+          <w:tcPr>
+            <w:tcW w:w="1420" w:type="dxa"/>
             <w:tcBorders>
               <w:top w:val="none" w:sz="0" w:space="0" w:color="FFFFFF"/>
               <w:left w:val="none" w:sz="0" w:space="0" w:color="FFFFFF"/>
@@ -3176,6 +3219,7 @@
               <w:spacing w:after="0" w:line="240" w:lineRule="auto"/>
               <w:jc w:val="center"/>
             </w:pPr>
+            <w:proofErr w:type="gramStart"/>
             <w:r>
               <w:rPr>
                 <w:b/>
@@ -3184,7 +3228,110 @@
                 <w:sz w:val="17"/>
                 <w:szCs w:val="17"/>
               </w:rPr>
-              <w:t>Non-overlapping IC(21)</w:t>
+              <w:t>IC(</w:t>
+            </w:r>
+            <w:proofErr w:type="gramEnd"/>
+            <w:r>
+              <w:rPr>
+                <w:b/>
+                <w:bCs/>
+                <w:color w:val="FFFFFF"/>
+                <w:sz w:val="17"/>
+                <w:szCs w:val="17"/>
+              </w:rPr>
+              <w:t>63)</w:t>
+            </w:r>
+          </w:p>
+        </w:tc>
+        <w:tc>
+          <w:tcPr>
+            <w:tcW w:w="1200" w:type="dxa"/>
+            <w:tcBorders>
+              <w:top w:val="none" w:sz="0" w:space="0" w:color="FFFFFF"/>
+              <w:left w:val="none" w:sz="0" w:space="0" w:color="FFFFFF"/>
+              <w:bottom w:val="single" w:sz="2" w:space="0" w:color="BFC9D6"/>
+              <w:right w:val="none" w:sz="0" w:space="0" w:color="FFFFFF"/>
+            </w:tcBorders>
+            <w:shd w:val="clear" w:color="auto" w:fill="1F3864"/>
+            <w:tcMar>
+              <w:top w:w="70" w:type="dxa"/>
+              <w:left w:w="110" w:type="dxa"/>
+              <w:bottom w:w="70" w:type="dxa"/>
+              <w:right w:w="110" w:type="dxa"/>
+            </w:tcMar>
+            <w:vAlign w:val="center"/>
+          </w:tcPr>
+          <w:p>
+            <w:pPr>
+              <w:spacing w:after="0" w:line="240" w:lineRule="auto"/>
+              <w:jc w:val="center"/>
+            </w:pPr>
+            <w:r>
+              <w:rPr>
+                <w:b/>
+                <w:bCs/>
+                <w:color w:val="FFFFFF"/>
+                <w:sz w:val="17"/>
+                <w:szCs w:val="17"/>
+              </w:rPr>
+              <w:t>Sessions (21)</w:t>
+            </w:r>
+          </w:p>
+        </w:tc>
+        <w:tc>
+          <w:tcPr>
+            <w:tcW w:w="2200" w:type="dxa"/>
+            <w:tcBorders>
+              <w:top w:val="none" w:sz="0" w:space="0" w:color="FFFFFF"/>
+              <w:left w:val="none" w:sz="0" w:space="0" w:color="FFFFFF"/>
+              <w:bottom w:val="single" w:sz="2" w:space="0" w:color="BFC9D6"/>
+              <w:right w:val="none" w:sz="0" w:space="0" w:color="FFFFFF"/>
+            </w:tcBorders>
+            <w:shd w:val="clear" w:color="auto" w:fill="1F3864"/>
+            <w:tcMar>
+              <w:top w:w="70" w:type="dxa"/>
+              <w:left w:w="110" w:type="dxa"/>
+              <w:bottom w:w="70" w:type="dxa"/>
+              <w:right w:w="110" w:type="dxa"/>
+            </w:tcMar>
+            <w:vAlign w:val="center"/>
+          </w:tcPr>
+          <w:p>
+            <w:pPr>
+              <w:spacing w:after="0" w:line="240" w:lineRule="auto"/>
+              <w:jc w:val="center"/>
+            </w:pPr>
+            <w:r>
+              <w:rPr>
+                <w:b/>
+                <w:bCs/>
+                <w:color w:val="FFFFFF"/>
+                <w:sz w:val="17"/>
+                <w:szCs w:val="17"/>
+              </w:rPr>
+              <w:t xml:space="preserve">Non-overlapping </w:t>
+            </w:r>
+            <w:proofErr w:type="gramStart"/>
+            <w:r>
+              <w:rPr>
+                <w:b/>
+                <w:bCs/>
+                <w:color w:val="FFFFFF"/>
+                <w:sz w:val="17"/>
+                <w:szCs w:val="17"/>
+              </w:rPr>
+              <w:t>IC(</w:t>
+            </w:r>
+            <w:proofErr w:type="gramEnd"/>
+            <w:r>
+              <w:rPr>
+                <w:b/>
+                <w:bCs/>
+                <w:color w:val="FFFFFF"/>
+                <w:sz w:val="17"/>
+                <w:szCs w:val="17"/>
+              </w:rPr>
+              <w:t>21)</w:t>
             </w:r>
           </w:p>
         </w:tc>
@@ -4190,7 +4337,15 @@
     </w:p>
     <w:p>
       <w:r>
-        <w:t>The interpretation from these results is that the market leads the Fed. A negative IC means that when the market sits below the rule, the rule falls towards the market over the following weeks, because the Fed’s rate moves; the market doesn’t rise toward the rule. The dots move towards the market (+0.68 per bp of gap over 63 sessions (t +4.7) against +0.09 (t +0.5) the other way). The gap carries no usable information at the book level; GBP outright is the one exception. As shown later, I do not claim this as a tradable signal.</w:t>
+        <w:t xml:space="preserve">The interpretation </w:t>
+      </w:r>
+      <w:proofErr w:type="gramStart"/>
+      <w:r>
+        <w:t>from</w:t>
+      </w:r>
+      <w:proofErr w:type="gramEnd"/>
+      <w:r>
+        <w:t xml:space="preserve"> these results is that the market leads the Fed. A negative IC means that when the market sits below the rule, the rule falls towards the market over the following weeks, because the Fed’s rate moves; the market doesn’t rise toward the rule. The dots move towards the market (+0.68 per bp of gap over 63 sessions (t +4.7) against +0.09 (t +0.5) the other way). The gap carries no usable information at the book level; GBP outright is the one exception. As shown later, I do not claim this as a tradable signal.</w:t>
       </w:r>
     </w:p>
     <w:p>
@@ -5843,12 +5998,28 @@
     </w:p>
     <w:p>
       <w:r>
-        <w:t>GBP outright is the only sleeve that earns, and it earns in one window: net Sharpe ratio +1.76 (SE 0.87) while hiking, on 4 trades; excluding this winning period (2022–2023) it nets +0.04. GBP outright’s success depends on this window, a hindsight r* constant, and is sensitive to the coefficients (+0.67 → +0.13).</w:t>
-      </w:r>
-    </w:p>
-    <w:p>
-      <w:r>
-        <w:t>63% of the variance of the daily gross P&amp;L is the exposure to the front-end, so the book is closer to a duration timer than it is to a relative value trade. In fact, for the gross P&amp;L, the level exposure earned 0.05% of capital per year, where the rest lost 0.77%. The level sleeves earn +0.22% per year gross and −1.20% net; costs (1.43%) alone turn the level negative (Figure 9). The risk is the level’s; the loss is the rest’s.</w:t>
+        <w:t xml:space="preserve">GBP outright is the only sleeve that earns, and it earns in one window: net Sharpe ratio +1.76 (SE 0.87) while hiking, on 4 trades; excluding this winning period (2022–2023) it nets +0.04. GBP </w:t>
+      </w:r>
+      <w:proofErr w:type="spellStart"/>
+      <w:r>
+        <w:t>outright’s</w:t>
+      </w:r>
+      <w:proofErr w:type="spellEnd"/>
+      <w:r>
+        <w:t xml:space="preserve"> success depends on this window, a hindsight r* constant, and is sensitive to the coefficients (+0.67 → +0.13).</w:t>
+      </w:r>
+    </w:p>
+    <w:p>
+      <w:r>
+        <w:t xml:space="preserve">63% of the variance of the daily gross P&amp;L is the exposure to the front-end, so the book is closer to a duration timer than it is to a relative value trade. In fact, for the gross P&amp;L, the level exposure earned 0.05% of capital per year, where the rest lost 0.77%. The level sleeves earn +0.22% per year gross and −1.20% net; costs (1.43%) alone turn the level negative (Figure 9). The risk is the level’s; the loss is the </w:t>
+      </w:r>
+      <w:proofErr w:type="gramStart"/>
+      <w:r>
+        <w:t>rest’s</w:t>
+      </w:r>
+      <w:proofErr w:type="gramEnd"/>
+      <w:r>
+        <w:t>.</w:t>
       </w:r>
     </w:p>
     <w:p>
@@ -6024,7 +6195,15 @@
         <w:t>th</w:t>
       </w:r>
       <w:r>
-        <w:t xml:space="preserve"> meeting ahead, so every time a meeting passes the position moves to a new contract. The par legs are also re-struck every quarter (13%).</w:t>
+        <w:t xml:space="preserve"> meeting ahead, so every time a meeting passes the position moves to a new contract. The par legs are also re-</w:t>
+      </w:r>
+      <w:proofErr w:type="gramStart"/>
+      <w:r>
+        <w:t>struck</w:t>
+      </w:r>
+      <w:proofErr w:type="gramEnd"/>
+      <w:r>
+        <w:t xml:space="preserve"> every quarter (13%).</w:t>
       </w:r>
     </w:p>
     <w:p>
@@ -6282,12 +6461,28 @@
     </w:p>
     <w:p>
       <w:r>
-        <w:t>Figure 11 shows that carry and roll ran against 53% of the signals, and those signals didn’t earn less. The right but bleeding moniker best applies to GBP outrights and USD 2s10s. For others, such as USD outright and GBP 2s10s, they are wrong and bleeding. GBP – USD 2y collected carry but was wrong on the rate.</w:t>
-      </w:r>
-    </w:p>
-    <w:p>
-      <w:r>
-        <w:t>To net zero, the rate calls must pay the costs less carry and roll. They earned +1.36% a year against +4.55% needed: 3.3 times short.</w:t>
+        <w:t xml:space="preserve">Figure 11 shows that carry and roll ran against 53% of the signals, and those signals didn’t earn less. The right but bleeding moniker best applies to GBP </w:t>
+      </w:r>
+      <w:proofErr w:type="spellStart"/>
+      <w:r>
+        <w:t>outrights</w:t>
+      </w:r>
+      <w:proofErr w:type="spellEnd"/>
+      <w:r>
+        <w:t xml:space="preserve"> and USD 2s10s. For others, such as USD outright and GBP 2s10s, they are wrong and bleeding. GBP – USD 2y collected carry but was wrong on the rate.</w:t>
+      </w:r>
+    </w:p>
+    <w:p>
+      <w:r>
+        <w:t xml:space="preserve">To </w:t>
+      </w:r>
+      <w:proofErr w:type="gramStart"/>
+      <w:r>
+        <w:t>net</w:t>
+      </w:r>
+      <w:proofErr w:type="gramEnd"/>
+      <w:r>
+        <w:t xml:space="preserve"> zero, the rate calls must pay the costs less carry and roll. They earned +1.36% a year against +4.55% needed: 3.3 times short.</w:t>
       </w:r>
     </w:p>
     <w:p>
@@ -6327,7 +6522,15 @@
     </w:p>
     <w:p>
       <w:r>
-        <w:t>No single choice turns the loss into a gain: across 13 rows the net Sharpe ratio runs from −0.70 to −0.29 (Figure 12). The aggregate hides the sleeve: GBP outright, the one sleeve that earns in every row, falls from +0.67 to +0.13–0.15 under estimated coefficients.</w:t>
+        <w:t xml:space="preserve">No single choice turns the loss into a gain: across 13 rows the net Sharpe ratio runs from −0.70 to −0.29 (Figure 12). The aggregate hides the sleeve: GBP outright, the one sleeve that earns in every row, falls from +0.67 to +0.13–0.15 </w:t>
+      </w:r>
+      <w:proofErr w:type="gramStart"/>
+      <w:r>
+        <w:t>under estimated</w:t>
+      </w:r>
+      <w:proofErr w:type="gramEnd"/>
+      <w:r>
+        <w:t xml:space="preserve"> coefficients.</w:t>
       </w:r>
     </w:p>
     <w:p>
@@ -6755,7 +6958,23 @@
           <w:sz w:val="19"/>
           <w:szCs w:val="19"/>
         </w:rPr>
-        <w:t>, the section on monetary policy rules (the balanced-approach and inertial rules)</w:t>
+        <w:t xml:space="preserve">, the section on monetary policy rules (the </w:t>
+      </w:r>
+      <w:proofErr w:type="gramStart"/>
+      <w:r>
+        <w:rPr>
+          <w:sz w:val="19"/>
+          <w:szCs w:val="19"/>
+        </w:rPr>
+        <w:t>balanced-approach</w:t>
+      </w:r>
+      <w:proofErr w:type="gramEnd"/>
+      <w:r>
+        <w:rPr>
+          <w:sz w:val="19"/>
+          <w:szCs w:val="19"/>
+        </w:rPr>
+        <w:t xml:space="preserve"> and inertial rules)</w:t>
       </w:r>
       <w:r>
         <w:t>.</w:t>

--- a/Defense_v1.docx
+++ b/Defense_v1.docx
@@ -1,6 +1,6 @@
 
 <file path=word/document.xml><?xml version="1.0" encoding="utf-8"?>
-<w:document xmlns:wpc="http://schemas.microsoft.com/office/word/2010/wordprocessingCanvas" xmlns:cx="http://schemas.microsoft.com/office/drawing/2014/chartex" xmlns:cx1="http://schemas.microsoft.com/office/drawing/2015/9/8/chartex" xmlns:cx2="http://schemas.microsoft.com/office/drawing/2015/10/21/chartex" xmlns:cx3="http://schemas.microsoft.com/office/drawing/2016/5/9/chartex" xmlns:cx4="http://schemas.microsoft.com/office/drawing/2016/5/10/chartex" xmlns:cx5="http://schemas.microsoft.com/office/drawing/2016/5/11/chartex" xmlns:cx6="http://schemas.microsoft.com/office/drawing/2016/5/12/chartex" xmlns:cx7="http://schemas.microsoft.com/office/drawing/2016/5/13/chartex" xmlns:cx8="http://schemas.microsoft.com/office/drawing/2016/5/14/chartex" xmlns:mc="http://schemas.openxmlformats.org/markup-compatibility/2006" xmlns:aink="http://schemas.microsoft.com/office/drawing/2016/ink" xmlns:am3d="http://schemas.microsoft.com/office/drawing/2017/model3d" xmlns:o="urn:schemas-microsoft-com:office:office" xmlns:oel="http://schemas.microsoft.com/office/2019/extlst" xmlns:r="http://schemas.openxmlformats.org/officeDocument/2006/relationships" xmlns:m="http://schemas.openxmlformats.org/officeDocument/2006/math" xmlns:v="urn:schemas-microsoft-com:vml" xmlns:wp14="http://schemas.microsoft.com/office/word/2010/wordprocessingDrawing" xmlns:wp="http://schemas.openxmlformats.org/drawingml/2006/wordprocessingDrawing" xmlns:w10="urn:schemas-microsoft-com:office:word" xmlns:w="http://schemas.openxmlformats.org/wordprocessingml/2006/main" xmlns:w14="http://schemas.microsoft.com/office/word/2010/wordml" xmlns:w15="http://schemas.microsoft.com/office/word/2012/wordml" xmlns:w16cex="http://schemas.microsoft.com/office/word/2018/wordml/cex" xmlns:w16cid="http://schemas.microsoft.com/office/word/2016/wordml/cid" xmlns:w16="http://schemas.microsoft.com/office/word/2018/wordml" xmlns:w16du="http://schemas.microsoft.com/office/word/2023/wordml/word16du" xmlns:w16sdtdh="http://schemas.microsoft.com/office/word/2020/wordml/sdtdatahash" xmlns:w16sdtfl="http://schemas.microsoft.com/office/word/2024/wordml/sdtformatlock" xmlns:w16se="http://schemas.microsoft.com/office/word/2015/wordml/symex" xmlns:wpg="http://schemas.microsoft.com/office/word/2010/wordprocessingGroup" xmlns:wpi="http://schemas.microsoft.com/office/word/2010/wordprocessingInk" xmlns:wne="http://schemas.microsoft.com/office/word/2006/wordml" xmlns:wps="http://schemas.microsoft.com/office/word/2010/wordprocessingShape" mc:Ignorable="w14 w15 w16se w16cid w16 w16cex w16sdtdh w16sdtfl w16du wp14">
+<w:document xmlns:wpc="http://schemas.microsoft.com/office/word/2010/wordprocessingCanvas" xmlns:cx="http://schemas.microsoft.com/office/drawing/2014/chartex" xmlns:cx1="http://schemas.microsoft.com/office/drawing/2015/9/8/chartex" xmlns:cx2="http://schemas.microsoft.com/office/drawing/2015/10/21/chartex" xmlns:cx3="http://schemas.microsoft.com/office/drawing/2016/5/9/chartex" xmlns:cx4="http://schemas.microsoft.com/office/drawing/2016/5/10/chartex" xmlns:cx5="http://schemas.microsoft.com/office/drawing/2016/5/11/chartex" xmlns:cx6="http://schemas.microsoft.com/office/drawing/2016/5/12/chartex" xmlns:cx7="http://schemas.microsoft.com/office/drawing/2016/5/13/chartex" xmlns:cx8="http://schemas.microsoft.com/office/drawing/2016/5/14/chartex" xmlns:mc="http://schemas.openxmlformats.org/markup-compatibility/2006" xmlns:m="http://schemas.openxmlformats.org/officeDocument/2006/math" xmlns:aink="http://schemas.microsoft.com/office/drawing/2016/ink" xmlns:am3d="http://schemas.microsoft.com/office/drawing/2017/model3d" xmlns:oel="http://schemas.microsoft.com/office/2019/extlst" xmlns:r="http://schemas.openxmlformats.org/officeDocument/2006/relationships" xmlns:wp14="http://schemas.microsoft.com/office/word/2010/wordprocessingDrawing" xmlns:wp="http://schemas.openxmlformats.org/drawingml/2006/wordprocessingDrawing" xmlns:wpg="http://schemas.microsoft.com/office/word/2010/wordprocessingGroup" xmlns:wpi="http://schemas.microsoft.com/office/word/2010/wordprocessingInk" xmlns:wps="http://schemas.microsoft.com/office/word/2010/wordprocessingShape" xmlns:o="urn:schemas-microsoft-com:office:office" xmlns:v="urn:schemas-microsoft-com:vml" xmlns:w10="urn:schemas-microsoft-com:office:word" xmlns:w="http://schemas.openxmlformats.org/wordprocessingml/2006/main" xmlns:w14="http://schemas.microsoft.com/office/word/2010/wordml" xmlns:w15="http://schemas.microsoft.com/office/word/2012/wordml" xmlns:w16cex="http://schemas.microsoft.com/office/word/2018/wordml/cex" xmlns:w16cid="http://schemas.microsoft.com/office/word/2016/wordml/cid" xmlns:w16="http://schemas.microsoft.com/office/word/2018/wordml" xmlns:w16sdtdh="http://schemas.microsoft.com/office/word/2020/wordml/sdtdatahash" xmlns:w16sdtfl="http://schemas.microsoft.com/office/word/2024/wordml/sdtformatlock" xmlns:w16se="http://schemas.microsoft.com/office/word/2015/wordml/symex" xmlns:w16du="http://schemas.microsoft.com/office/word/2023/wordml/word16du" xmlns:wne="http://schemas.microsoft.com/office/word/2006/wordml" mc:Ignorable="w14 w15 w16se w16cid w16 w16cex w16sdtdh w16sdtfl w16du wp14">
   <w:body>
     <w:p>
       <w:pPr>
@@ -72,13 +72,7 @@
         <w:t>th</w:t>
       </w:r>
       <w:r>
-        <w:t xml:space="preserve"> meeting for each central bank and used a z score on a trailing 2-year window. The gap’s z is scored by its rank IC against the policy-rate change over the next h sessions (5, </w:t>
-      </w:r>
-      <w:r>
-        <w:t>4</w:t>
-      </w:r>
-      <w:r>
-        <w:t>21, 63). The gap’s z needs a year of history first, and the IC is measured outside the ELB (Effective Lower Bound).</w:t>
+        <w:t xml:space="preserve"> meeting for each central bank and used a z score on a trailing 2-year window. The gap’s z is scored by its rank IC against the policy-rate change over the next h sessions (5, 21, 63). The gap’s z needs a year of history first, and the IC is measured outside the ELB (Effective Lower Bound).</w:t>
       </w:r>
     </w:p>
     <w:tbl>
@@ -102,12 +96,6 @@
         <w:gridCol w:w="9360"/>
       </w:tblGrid>
       <w:tr>
-        <w:tblPrEx>
-          <w:tblCellMar>
-            <w:top w:w="0" w:type="dxa"/>
-            <w:bottom w:w="0" w:type="dxa"/>
-          </w:tblCellMar>
-        </w:tblPrEx>
         <w:trPr>
           <w:cantSplit/>
         </w:trPr>
@@ -162,7 +150,13 @@
               <w:t xml:space="preserve">The level. </w:t>
             </w:r>
             <w:r>
-              <w:t>The market prices the policy path persistently below the Fed’s own published rule: in USD, in every one of the 13 years, by 25 to 86 bp at the 4</w:t>
+              <w:t xml:space="preserve">The market prices the policy path persistently below the Fed’s own published rule: in USD, </w:t>
+            </w:r>
+            <w:r>
+              <w:t xml:space="preserve">this is </w:t>
+            </w:r>
+            <w:r>
+              <w:t>in every one of the 13 years, by 25 to 86 bp at the 4</w:t>
             </w:r>
             <w:r>
               <w:rPr>
@@ -289,12 +283,6 @@
         <w:gridCol w:w="3120"/>
       </w:tblGrid>
       <w:tr>
-        <w:tblPrEx>
-          <w:tblCellMar>
-            <w:top w:w="0" w:type="dxa"/>
-            <w:bottom w:w="0" w:type="dxa"/>
-          </w:tblCellMar>
-        </w:tblPrEx>
         <w:trPr>
           <w:cantSplit/>
         </w:trPr>
@@ -483,12 +471,6 @@
         </w:tc>
       </w:tr>
       <w:tr>
-        <w:tblPrEx>
-          <w:tblCellMar>
-            <w:top w:w="0" w:type="dxa"/>
-            <w:bottom w:w="0" w:type="dxa"/>
-          </w:tblCellMar>
-        </w:tblPrEx>
         <w:trPr>
           <w:cantSplit/>
         </w:trPr>
@@ -713,13 +695,22 @@
     </w:p>
     <w:p>
       <w:r>
-        <w:t xml:space="preserve">The market’s implied path against </w:t>
-      </w:r>
-      <w:r>
-        <w:t xml:space="preserve">a path created from </w:t>
-      </w:r>
-      <w:r>
-        <w:t>one of the rules the Fed publishes in its Monetary Policy Report. The reference is the Fed’s own published rule, so there are no free parameters to tune and it’s auditable. The Bank of England publishes no such rule, and for GBP, the same rule was applied to UK inputs.</w:t>
+        <w:t xml:space="preserve">The reference </w:t>
+      </w:r>
+      <w:r>
+        <w:t xml:space="preserve">path </w:t>
+      </w:r>
+      <w:r>
+        <w:t>is the Fed’s own published rule</w:t>
+      </w:r>
+      <w:r>
+        <w:t xml:space="preserve"> (in its Monetary Policy Report)</w:t>
+      </w:r>
+      <w:r>
+        <w:t>, so there are no free parameters to tune and it’s auditable. The Bank of England publishes no such rule, and for GBP, the same rule was applied to UK inputs.</w:t>
+      </w:r>
+      <w:r>
+        <w:t xml:space="preserve"> </w:t>
       </w:r>
     </w:p>
     <w:p>
@@ -761,12 +752,6 @@
         <w:gridCol w:w="7260"/>
       </w:tblGrid>
       <w:tr>
-        <w:tblPrEx>
-          <w:tblCellMar>
-            <w:top w:w="0" w:type="dxa"/>
-            <w:bottom w:w="0" w:type="dxa"/>
-          </w:tblCellMar>
-        </w:tblPrEx>
         <w:trPr>
           <w:cantSplit/>
           <w:tblHeader/>
@@ -841,12 +826,6 @@
         </w:tc>
       </w:tr>
       <w:tr>
-        <w:tblPrEx>
-          <w:tblCellMar>
-            <w:top w:w="0" w:type="dxa"/>
-            <w:bottom w:w="0" w:type="dxa"/>
-          </w:tblCellMar>
-        </w:tblPrEx>
         <w:trPr>
           <w:cantSplit/>
         </w:trPr>
@@ -915,12 +894,6 @@
         </w:tc>
       </w:tr>
       <w:tr>
-        <w:tblPrEx>
-          <w:tblCellMar>
-            <w:top w:w="0" w:type="dxa"/>
-            <w:bottom w:w="0" w:type="dxa"/>
-          </w:tblCellMar>
-        </w:tblPrEx>
         <w:trPr>
           <w:cantSplit/>
         </w:trPr>
@@ -989,12 +962,6 @@
         </w:tc>
       </w:tr>
       <w:tr>
-        <w:tblPrEx>
-          <w:tblCellMar>
-            <w:top w:w="0" w:type="dxa"/>
-            <w:bottom w:w="0" w:type="dxa"/>
-          </w:tblCellMar>
-        </w:tblPrEx>
         <w:trPr>
           <w:cantSplit/>
         </w:trPr>
@@ -1063,12 +1030,6 @@
         </w:tc>
       </w:tr>
       <w:tr>
-        <w:tblPrEx>
-          <w:tblCellMar>
-            <w:top w:w="0" w:type="dxa"/>
-            <w:bottom w:w="0" w:type="dxa"/>
-          </w:tblCellMar>
-        </w:tblPrEx>
         <w:trPr>
           <w:cantSplit/>
         </w:trPr>
@@ -1137,12 +1098,6 @@
         </w:tc>
       </w:tr>
       <w:tr>
-        <w:tblPrEx>
-          <w:tblCellMar>
-            <w:top w:w="0" w:type="dxa"/>
-            <w:bottom w:w="0" w:type="dxa"/>
-          </w:tblCellMar>
-        </w:tblPrEx>
         <w:trPr>
           <w:cantSplit/>
         </w:trPr>
@@ -1211,12 +1166,6 @@
         </w:tc>
       </w:tr>
       <w:tr>
-        <w:tblPrEx>
-          <w:tblCellMar>
-            <w:top w:w="0" w:type="dxa"/>
-            <w:bottom w:w="0" w:type="dxa"/>
-          </w:tblCellMar>
-        </w:tblPrEx>
         <w:trPr>
           <w:cantSplit/>
         </w:trPr>
@@ -1285,12 +1234,6 @@
         </w:tc>
       </w:tr>
       <w:tr>
-        <w:tblPrEx>
-          <w:tblCellMar>
-            <w:top w:w="0" w:type="dxa"/>
-            <w:bottom w:w="0" w:type="dxa"/>
-          </w:tblCellMar>
-        </w:tblPrEx>
         <w:trPr>
           <w:cantSplit/>
         </w:trPr>
@@ -1359,12 +1302,6 @@
         </w:tc>
       </w:tr>
       <w:tr>
-        <w:tblPrEx>
-          <w:tblCellMar>
-            <w:top w:w="0" w:type="dxa"/>
-            <w:bottom w:w="0" w:type="dxa"/>
-          </w:tblCellMar>
-        </w:tblPrEx>
         <w:trPr>
           <w:cantSplit/>
         </w:trPr>
@@ -1442,12 +1379,6 @@
         </w:tc>
       </w:tr>
       <w:tr>
-        <w:tblPrEx>
-          <w:tblCellMar>
-            <w:top w:w="0" w:type="dxa"/>
-            <w:bottom w:w="0" w:type="dxa"/>
-          </w:tblCellMar>
-        </w:tblPrEx>
         <w:trPr>
           <w:cantSplit/>
         </w:trPr>
@@ -1516,12 +1447,6 @@
         </w:tc>
       </w:tr>
       <w:tr>
-        <w:tblPrEx>
-          <w:tblCellMar>
-            <w:top w:w="0" w:type="dxa"/>
-            <w:bottom w:w="0" w:type="dxa"/>
-          </w:tblCellMar>
-        </w:tblPrEx>
         <w:trPr>
           <w:cantSplit/>
         </w:trPr>
@@ -1751,15 +1676,7 @@
     </w:p>
     <w:p>
       <w:r>
-        <w:t xml:space="preserve">To check the result, I compare it with SR1 (CME One-Month SOFR Futures). For each session I average the ZQ-implied EFFR path over each SR1 contract month and solve for the constant spread that reprices the SR1 settle: the SOFR – EFFR basis the two markets imply together. I then compare it with the basis later realized (Figure 2). Over 2,116 sessions it misses by +0.52 bp on average, 1.86 bp in absolute terms, and is within 3 bp on 80% of them. Two independent markets agree to </w:t>
-      </w:r>
-      <w:proofErr w:type="gramStart"/>
-      <w:r>
-        <w:t>within about</w:t>
-      </w:r>
-      <w:proofErr w:type="gramEnd"/>
-      <w:r>
-        <w:t xml:space="preserve"> 2 bp, so the ZQ path is not an artefact of the solver.</w:t>
+        <w:t>To check the result, I compare it with SR1 (CME One-Month SOFR Futures). For each session I average the ZQ-implied EFFR path over each SR1 contract month and solve for the constant spread that reprices the SR1 settle: the SOFR – EFFR basis the two markets imply together. I then compare it with the basis later realized (Figure 2). Over 2,116 sessions it misses by +0.52 bp on average, 1.86 bp in absolute terms, and is within 3 bp on 80% of them. Two independent markets agree to within about 2 bp, so the ZQ path is not an artefact of the solver.</w:t>
       </w:r>
     </w:p>
     <w:p>
@@ -1892,15 +1809,7 @@
     </w:p>
     <w:p>
       <w:r>
-        <w:t xml:space="preserve">There is no ZQ outside the US. For GBP, the Bank of England publishes a fitted OIS (Overnight Index Swap) spot curve. I </w:t>
-      </w:r>
-      <w:proofErr w:type="gramStart"/>
-      <w:r>
-        <w:t>interpolate</w:t>
-      </w:r>
-      <w:proofErr w:type="gramEnd"/>
-      <w:r>
-        <w:t xml:space="preserve"> its log discount factors, and the expected rate between two meetings is the forward over that window (Figure 3).</w:t>
+        <w:t>There is no ZQ outside the US. For GBP, the Bank of England publishes a fitted OIS (Overnight Index Swap) spot curve. I interpolate its log discount factors, and the expected rate between two meetings is the forward over that window (Figure 3).</w:t>
       </w:r>
     </w:p>
     <w:p>
@@ -2694,15 +2603,7 @@
         <w:t xml:space="preserve">. </w:t>
       </w:r>
       <w:r>
-        <w:t xml:space="preserve">USD: the market path against the </w:t>
-      </w:r>
-      <w:proofErr w:type="gramStart"/>
-      <w:r>
-        <w:t>balanced-approach</w:t>
-      </w:r>
-      <w:proofErr w:type="gramEnd"/>
-      <w:r>
-        <w:t xml:space="preserve"> rule, and the gap at the fourth meeting ahead.</w:t>
+        <w:t>USD: the market path against the balanced-approach rule, and the gap at the fourth meeting ahead.</w:t>
       </w:r>
     </w:p>
     <w:p>
@@ -2840,15 +2741,7 @@
     </w:p>
     <w:p>
       <w:r>
-        <w:t xml:space="preserve">The USD gap has no forecasting value and instead points the wrong way (Figure 7, Table 1). USD outright is not successful, with a −0.12 for IC (21) across 2,930 sessions. The results for GBP are strong, with GBP outright seeing +0.38 in IC (21). This result is across 2,273 sessions and carries a t-stat of 4.7. The three </w:t>
-      </w:r>
-      <w:proofErr w:type="gramStart"/>
-      <w:r>
-        <w:t>curve</w:t>
-      </w:r>
-      <w:proofErr w:type="gramEnd"/>
-      <w:r>
-        <w:t xml:space="preserve"> and cross sleeves are small (|t| ≤ 1.6). Outside GBP outright, nothing here rejects the null.</w:t>
+        <w:t>The USD gap has no forecasting value and instead points the wrong way (Figure 7, Table 1). USD outright is not successful, with a −0.12 for IC (21) across 2,930 sessions. The results for GBP are strong, with GBP outright seeing +0.38 in IC (21). This result is across 2,273 sessions and carries a t-stat of 4.7. The three curve and cross sleeves are small (|t| ≤ 1.6). Outside GBP outright, nothing here rejects the null.</w:t>
       </w:r>
     </w:p>
     <w:p>
@@ -3058,12 +2951,6 @@
         <w:gridCol w:w="2200"/>
       </w:tblGrid>
       <w:tr>
-        <w:tblPrEx>
-          <w:tblCellMar>
-            <w:top w:w="0" w:type="dxa"/>
-            <w:bottom w:w="0" w:type="dxa"/>
-          </w:tblCellMar>
-        </w:tblPrEx>
         <w:trPr>
           <w:cantSplit/>
           <w:tblHeader/>
@@ -3337,12 +3224,6 @@
         </w:tc>
       </w:tr>
       <w:tr>
-        <w:tblPrEx>
-          <w:tblCellMar>
-            <w:top w:w="0" w:type="dxa"/>
-            <w:bottom w:w="0" w:type="dxa"/>
-          </w:tblCellMar>
-        </w:tblPrEx>
         <w:trPr>
           <w:cantSplit/>
         </w:trPr>
@@ -3533,12 +3414,6 @@
         </w:tc>
       </w:tr>
       <w:tr>
-        <w:tblPrEx>
-          <w:tblCellMar>
-            <w:top w:w="0" w:type="dxa"/>
-            <w:bottom w:w="0" w:type="dxa"/>
-          </w:tblCellMar>
-        </w:tblPrEx>
         <w:trPr>
           <w:cantSplit/>
         </w:trPr>
@@ -3729,12 +3604,6 @@
         </w:tc>
       </w:tr>
       <w:tr>
-        <w:tblPrEx>
-          <w:tblCellMar>
-            <w:top w:w="0" w:type="dxa"/>
-            <w:bottom w:w="0" w:type="dxa"/>
-          </w:tblCellMar>
-        </w:tblPrEx>
         <w:trPr>
           <w:cantSplit/>
         </w:trPr>
@@ -3925,12 +3794,6 @@
         </w:tc>
       </w:tr>
       <w:tr>
-        <w:tblPrEx>
-          <w:tblCellMar>
-            <w:top w:w="0" w:type="dxa"/>
-            <w:bottom w:w="0" w:type="dxa"/>
-          </w:tblCellMar>
-        </w:tblPrEx>
         <w:trPr>
           <w:cantSplit/>
         </w:trPr>
@@ -4121,12 +3984,6 @@
         </w:tc>
       </w:tr>
       <w:tr>
-        <w:tblPrEx>
-          <w:tblCellMar>
-            <w:top w:w="0" w:type="dxa"/>
-            <w:bottom w:w="0" w:type="dxa"/>
-          </w:tblCellMar>
-        </w:tblPrEx>
         <w:trPr>
           <w:cantSplit/>
         </w:trPr>
@@ -4337,15 +4194,7 @@
     </w:p>
     <w:p>
       <w:r>
-        <w:t xml:space="preserve">The interpretation </w:t>
-      </w:r>
-      <w:proofErr w:type="gramStart"/>
-      <w:r>
-        <w:t>from</w:t>
-      </w:r>
-      <w:proofErr w:type="gramEnd"/>
-      <w:r>
-        <w:t xml:space="preserve"> these results is that the market leads the Fed. A negative IC means that when the market sits below the rule, the rule falls towards the market over the following weeks, because the Fed’s rate moves; the market doesn’t rise toward the rule. The dots move towards the market (+0.68 per bp of gap over 63 sessions (t +4.7) against +0.09 (t +0.5) the other way). The gap carries no usable information at the book level; GBP outright is the one exception. As shown later, I do not claim this as a tradable signal.</w:t>
+        <w:t>The interpretation from these results is that the market leads the Fed. A negative IC means that when the market sits below the rule, the rule falls towards the market over the following weeks, because the Fed’s rate moves; the market doesn’t rise toward the rule. The dots move towards the market (+0.68 per bp of gap over 63 sessions (t +4.7) against +0.09 (t +0.5) the other way). The gap carries no usable information at the book level; GBP outright is the one exception. As shown later, I do not claim this as a tradable signal.</w:t>
       </w:r>
     </w:p>
     <w:p>
@@ -4461,12 +4310,6 @@
         <w:gridCol w:w="1650"/>
       </w:tblGrid>
       <w:tr>
-        <w:tblPrEx>
-          <w:tblCellMar>
-            <w:top w:w="0" w:type="dxa"/>
-            <w:bottom w:w="0" w:type="dxa"/>
-          </w:tblCellMar>
-        </w:tblPrEx>
         <w:trPr>
           <w:cantSplit/>
           <w:tblHeader/>
@@ -4682,12 +4525,6 @@
         </w:tc>
       </w:tr>
       <w:tr>
-        <w:tblPrEx>
-          <w:tblCellMar>
-            <w:top w:w="0" w:type="dxa"/>
-            <w:bottom w:w="0" w:type="dxa"/>
-          </w:tblCellMar>
-        </w:tblPrEx>
         <w:trPr>
           <w:cantSplit/>
         </w:trPr>
@@ -4896,12 +4733,6 @@
         </w:tc>
       </w:tr>
       <w:tr>
-        <w:tblPrEx>
-          <w:tblCellMar>
-            <w:top w:w="0" w:type="dxa"/>
-            <w:bottom w:w="0" w:type="dxa"/>
-          </w:tblCellMar>
-        </w:tblPrEx>
         <w:trPr>
           <w:cantSplit/>
         </w:trPr>
@@ -5092,12 +4923,6 @@
         </w:tc>
       </w:tr>
       <w:tr>
-        <w:tblPrEx>
-          <w:tblCellMar>
-            <w:top w:w="0" w:type="dxa"/>
-            <w:bottom w:w="0" w:type="dxa"/>
-          </w:tblCellMar>
-        </w:tblPrEx>
         <w:trPr>
           <w:cantSplit/>
         </w:trPr>
@@ -5288,12 +5113,6 @@
         </w:tc>
       </w:tr>
       <w:tr>
-        <w:tblPrEx>
-          <w:tblCellMar>
-            <w:top w:w="0" w:type="dxa"/>
-            <w:bottom w:w="0" w:type="dxa"/>
-          </w:tblCellMar>
-        </w:tblPrEx>
         <w:trPr>
           <w:cantSplit/>
         </w:trPr>
@@ -5484,12 +5303,6 @@
         </w:tc>
       </w:tr>
       <w:tr>
-        <w:tblPrEx>
-          <w:tblCellMar>
-            <w:top w:w="0" w:type="dxa"/>
-            <w:bottom w:w="0" w:type="dxa"/>
-          </w:tblCellMar>
-        </w:tblPrEx>
         <w:trPr>
           <w:cantSplit/>
         </w:trPr>
@@ -5680,12 +5493,6 @@
         </w:tc>
       </w:tr>
       <w:tr>
-        <w:tblPrEx>
-          <w:tblCellMar>
-            <w:top w:w="0" w:type="dxa"/>
-            <w:bottom w:w="0" w:type="dxa"/>
-          </w:tblCellMar>
-        </w:tblPrEx>
         <w:trPr>
           <w:cantSplit/>
         </w:trPr>
@@ -6474,15 +6281,7 @@
     </w:p>
     <w:p>
       <w:r>
-        <w:t xml:space="preserve">To </w:t>
-      </w:r>
-      <w:proofErr w:type="gramStart"/>
-      <w:r>
-        <w:t>net</w:t>
-      </w:r>
-      <w:proofErr w:type="gramEnd"/>
-      <w:r>
-        <w:t xml:space="preserve"> zero, the rate calls must pay the costs less carry and roll. They earned +1.36% a year against +4.55% needed: 3.3 times short.</w:t>
+        <w:t>To net zero, the rate calls must pay the costs less carry and roll. They earned +1.36% a year against +4.55% needed: 3.3 times short.</w:t>
       </w:r>
     </w:p>
     <w:p>
@@ -6958,23 +6757,7 @@
           <w:sz w:val="19"/>
           <w:szCs w:val="19"/>
         </w:rPr>
-        <w:t xml:space="preserve">, the section on monetary policy rules (the </w:t>
-      </w:r>
-      <w:proofErr w:type="gramStart"/>
-      <w:r>
-        <w:rPr>
-          <w:sz w:val="19"/>
-          <w:szCs w:val="19"/>
-        </w:rPr>
-        <w:t>balanced-approach</w:t>
-      </w:r>
-      <w:proofErr w:type="gramEnd"/>
-      <w:r>
-        <w:rPr>
-          <w:sz w:val="19"/>
-          <w:szCs w:val="19"/>
-        </w:rPr>
-        <w:t xml:space="preserve"> and inertial rules)</w:t>
+        <w:t>, the section on monetary policy rules (the balanced-approach and inertial rules)</w:t>
       </w:r>
       <w:r>
         <w:t>.</w:t>
@@ -7278,7 +7061,7 @@
 </file>
 
 <file path=word/endnotes.xml><?xml version="1.0" encoding="utf-8"?>
-<w:endnotes xmlns:wpc="http://schemas.microsoft.com/office/word/2010/wordprocessingCanvas" xmlns:cx="http://schemas.microsoft.com/office/drawing/2014/chartex" xmlns:cx1="http://schemas.microsoft.com/office/drawing/2015/9/8/chartex" xmlns:cx2="http://schemas.microsoft.com/office/drawing/2015/10/21/chartex" xmlns:cx3="http://schemas.microsoft.com/office/drawing/2016/5/9/chartex" xmlns:cx4="http://schemas.microsoft.com/office/drawing/2016/5/10/chartex" xmlns:cx5="http://schemas.microsoft.com/office/drawing/2016/5/11/chartex" xmlns:cx6="http://schemas.microsoft.com/office/drawing/2016/5/12/chartex" xmlns:cx7="http://schemas.microsoft.com/office/drawing/2016/5/13/chartex" xmlns:cx8="http://schemas.microsoft.com/office/drawing/2016/5/14/chartex" xmlns:mc="http://schemas.openxmlformats.org/markup-compatibility/2006" xmlns:aink="http://schemas.microsoft.com/office/drawing/2016/ink" xmlns:am3d="http://schemas.microsoft.com/office/drawing/2017/model3d" xmlns:o="urn:schemas-microsoft-com:office:office" xmlns:oel="http://schemas.microsoft.com/office/2019/extlst" xmlns:r="http://schemas.openxmlformats.org/officeDocument/2006/relationships" xmlns:m="http://schemas.openxmlformats.org/officeDocument/2006/math" xmlns:v="urn:schemas-microsoft-com:vml" xmlns:wp14="http://schemas.microsoft.com/office/word/2010/wordprocessingDrawing" xmlns:wp="http://schemas.openxmlformats.org/drawingml/2006/wordprocessingDrawing" xmlns:w10="urn:schemas-microsoft-com:office:word" xmlns:w="http://schemas.openxmlformats.org/wordprocessingml/2006/main" xmlns:w14="http://schemas.microsoft.com/office/word/2010/wordml" xmlns:w15="http://schemas.microsoft.com/office/word/2012/wordml" xmlns:w16cex="http://schemas.microsoft.com/office/word/2018/wordml/cex" xmlns:w16cid="http://schemas.microsoft.com/office/word/2016/wordml/cid" xmlns:w16="http://schemas.microsoft.com/office/word/2018/wordml" xmlns:w16du="http://schemas.microsoft.com/office/word/2023/wordml/word16du" xmlns:w16sdtdh="http://schemas.microsoft.com/office/word/2020/wordml/sdtdatahash" xmlns:w16sdtfl="http://schemas.microsoft.com/office/word/2024/wordml/sdtformatlock" xmlns:w16se="http://schemas.microsoft.com/office/word/2015/wordml/symex" xmlns:wpg="http://schemas.microsoft.com/office/word/2010/wordprocessingGroup" xmlns:wpi="http://schemas.microsoft.com/office/word/2010/wordprocessingInk" xmlns:wne="http://schemas.microsoft.com/office/word/2006/wordml" xmlns:wps="http://schemas.microsoft.com/office/word/2010/wordprocessingShape" mc:Ignorable="w14 w15 w16se w16cid w16 w16cex w16sdtdh w16sdtfl w16du wp14">
+<w:endnotes xmlns:wpc="http://schemas.microsoft.com/office/word/2010/wordprocessingCanvas" xmlns:cx="http://schemas.microsoft.com/office/drawing/2014/chartex" xmlns:cx1="http://schemas.microsoft.com/office/drawing/2015/9/8/chartex" xmlns:cx2="http://schemas.microsoft.com/office/drawing/2015/10/21/chartex" xmlns:cx3="http://schemas.microsoft.com/office/drawing/2016/5/9/chartex" xmlns:cx4="http://schemas.microsoft.com/office/drawing/2016/5/10/chartex" xmlns:cx5="http://schemas.microsoft.com/office/drawing/2016/5/11/chartex" xmlns:cx6="http://schemas.microsoft.com/office/drawing/2016/5/12/chartex" xmlns:cx7="http://schemas.microsoft.com/office/drawing/2016/5/13/chartex" xmlns:cx8="http://schemas.microsoft.com/office/drawing/2016/5/14/chartex" xmlns:mc="http://schemas.openxmlformats.org/markup-compatibility/2006" xmlns:m="http://schemas.openxmlformats.org/officeDocument/2006/math" xmlns:aink="http://schemas.microsoft.com/office/drawing/2016/ink" xmlns:am3d="http://schemas.microsoft.com/office/drawing/2017/model3d" xmlns:oel="http://schemas.microsoft.com/office/2019/extlst" xmlns:r="http://schemas.openxmlformats.org/officeDocument/2006/relationships" xmlns:wp14="http://schemas.microsoft.com/office/word/2010/wordprocessingDrawing" xmlns:wp="http://schemas.openxmlformats.org/drawingml/2006/wordprocessingDrawing" xmlns:wpg="http://schemas.microsoft.com/office/word/2010/wordprocessingGroup" xmlns:wpi="http://schemas.microsoft.com/office/word/2010/wordprocessingInk" xmlns:wps="http://schemas.microsoft.com/office/word/2010/wordprocessingShape" xmlns:o="urn:schemas-microsoft-com:office:office" xmlns:v="urn:schemas-microsoft-com:vml" xmlns:w10="urn:schemas-microsoft-com:office:word" xmlns:w="http://schemas.openxmlformats.org/wordprocessingml/2006/main" xmlns:w14="http://schemas.microsoft.com/office/word/2010/wordml" xmlns:w15="http://schemas.microsoft.com/office/word/2012/wordml" xmlns:w16cex="http://schemas.microsoft.com/office/word/2018/wordml/cex" xmlns:w16cid="http://schemas.microsoft.com/office/word/2016/wordml/cid" xmlns:w16="http://schemas.microsoft.com/office/word/2018/wordml" xmlns:w16sdtdh="http://schemas.microsoft.com/office/word/2020/wordml/sdtdatahash" xmlns:w16sdtfl="http://schemas.microsoft.com/office/word/2024/wordml/sdtformatlock" xmlns:w16se="http://schemas.microsoft.com/office/word/2015/wordml/symex" xmlns:w16du="http://schemas.microsoft.com/office/word/2023/wordml/word16du" xmlns:wne="http://schemas.microsoft.com/office/word/2006/wordml" mc:Ignorable="w14 w15 w16se w16cid w16 w16cex w16sdtdh w16sdtfl w16du wp14">
   <w:endnote w:type="separator" w:id="-1">
     <w:p>
       <w:pPr>
@@ -7303,7 +7086,7 @@
 </file>
 
 <file path=word/footer1.xml><?xml version="1.0" encoding="utf-8"?>
-<w:ftr xmlns:wpc="http://schemas.microsoft.com/office/word/2010/wordprocessingCanvas" xmlns:cx="http://schemas.microsoft.com/office/drawing/2014/chartex" xmlns:cx1="http://schemas.microsoft.com/office/drawing/2015/9/8/chartex" xmlns:cx2="http://schemas.microsoft.com/office/drawing/2015/10/21/chartex" xmlns:cx3="http://schemas.microsoft.com/office/drawing/2016/5/9/chartex" xmlns:cx4="http://schemas.microsoft.com/office/drawing/2016/5/10/chartex" xmlns:cx5="http://schemas.microsoft.com/office/drawing/2016/5/11/chartex" xmlns:cx6="http://schemas.microsoft.com/office/drawing/2016/5/12/chartex" xmlns:cx7="http://schemas.microsoft.com/office/drawing/2016/5/13/chartex" xmlns:cx8="http://schemas.microsoft.com/office/drawing/2016/5/14/chartex" xmlns:mc="http://schemas.openxmlformats.org/markup-compatibility/2006" xmlns:aink="http://schemas.microsoft.com/office/drawing/2016/ink" xmlns:am3d="http://schemas.microsoft.com/office/drawing/2017/model3d" xmlns:o="urn:schemas-microsoft-com:office:office" xmlns:oel="http://schemas.microsoft.com/office/2019/extlst" xmlns:r="http://schemas.openxmlformats.org/officeDocument/2006/relationships" xmlns:m="http://schemas.openxmlformats.org/officeDocument/2006/math" xmlns:v="urn:schemas-microsoft-com:vml" xmlns:wp14="http://schemas.microsoft.com/office/word/2010/wordprocessingDrawing" xmlns:wp="http://schemas.openxmlformats.org/drawingml/2006/wordprocessingDrawing" xmlns:w10="urn:schemas-microsoft-com:office:word" xmlns:w="http://schemas.openxmlformats.org/wordprocessingml/2006/main" xmlns:w14="http://schemas.microsoft.com/office/word/2010/wordml" xmlns:w15="http://schemas.microsoft.com/office/word/2012/wordml" xmlns:w16cex="http://schemas.microsoft.com/office/word/2018/wordml/cex" xmlns:w16cid="http://schemas.microsoft.com/office/word/2016/wordml/cid" xmlns:w16="http://schemas.microsoft.com/office/word/2018/wordml" xmlns:w16du="http://schemas.microsoft.com/office/word/2023/wordml/word16du" xmlns:w16sdtdh="http://schemas.microsoft.com/office/word/2020/wordml/sdtdatahash" xmlns:w16sdtfl="http://schemas.microsoft.com/office/word/2024/wordml/sdtformatlock" xmlns:w16se="http://schemas.microsoft.com/office/word/2015/wordml/symex" xmlns:wpg="http://schemas.microsoft.com/office/word/2010/wordprocessingGroup" xmlns:wpi="http://schemas.microsoft.com/office/word/2010/wordprocessingInk" xmlns:wne="http://schemas.microsoft.com/office/word/2006/wordml" xmlns:wps="http://schemas.microsoft.com/office/word/2010/wordprocessingShape" mc:Ignorable="w14 w15 w16se w16cid w16 w16cex w16sdtdh w16sdtfl w16du wp14">
+<w:ftr xmlns:wpc="http://schemas.microsoft.com/office/word/2010/wordprocessingCanvas" xmlns:cx="http://schemas.microsoft.com/office/drawing/2014/chartex" xmlns:cx1="http://schemas.microsoft.com/office/drawing/2015/9/8/chartex" xmlns:cx2="http://schemas.microsoft.com/office/drawing/2015/10/21/chartex" xmlns:cx3="http://schemas.microsoft.com/office/drawing/2016/5/9/chartex" xmlns:cx4="http://schemas.microsoft.com/office/drawing/2016/5/10/chartex" xmlns:cx5="http://schemas.microsoft.com/office/drawing/2016/5/11/chartex" xmlns:cx6="http://schemas.microsoft.com/office/drawing/2016/5/12/chartex" xmlns:cx7="http://schemas.microsoft.com/office/drawing/2016/5/13/chartex" xmlns:cx8="http://schemas.microsoft.com/office/drawing/2016/5/14/chartex" xmlns:mc="http://schemas.openxmlformats.org/markup-compatibility/2006" xmlns:m="http://schemas.openxmlformats.org/officeDocument/2006/math" xmlns:aink="http://schemas.microsoft.com/office/drawing/2016/ink" xmlns:am3d="http://schemas.microsoft.com/office/drawing/2017/model3d" xmlns:oel="http://schemas.microsoft.com/office/2019/extlst" xmlns:r="http://schemas.openxmlformats.org/officeDocument/2006/relationships" xmlns:wp14="http://schemas.microsoft.com/office/word/2010/wordprocessingDrawing" xmlns:wp="http://schemas.openxmlformats.org/drawingml/2006/wordprocessingDrawing" xmlns:wpg="http://schemas.microsoft.com/office/word/2010/wordprocessingGroup" xmlns:wpi="http://schemas.microsoft.com/office/word/2010/wordprocessingInk" xmlns:wps="http://schemas.microsoft.com/office/word/2010/wordprocessingShape" xmlns:o="urn:schemas-microsoft-com:office:office" xmlns:v="urn:schemas-microsoft-com:vml" xmlns:w10="urn:schemas-microsoft-com:office:word" xmlns:w="http://schemas.openxmlformats.org/wordprocessingml/2006/main" xmlns:w14="http://schemas.microsoft.com/office/word/2010/wordml" xmlns:w15="http://schemas.microsoft.com/office/word/2012/wordml" xmlns:w16cex="http://schemas.microsoft.com/office/word/2018/wordml/cex" xmlns:w16cid="http://schemas.microsoft.com/office/word/2016/wordml/cid" xmlns:w16="http://schemas.microsoft.com/office/word/2018/wordml" xmlns:w16sdtdh="http://schemas.microsoft.com/office/word/2020/wordml/sdtdatahash" xmlns:w16sdtfl="http://schemas.microsoft.com/office/word/2024/wordml/sdtformatlock" xmlns:w16se="http://schemas.microsoft.com/office/word/2015/wordml/symex" xmlns:w16du="http://schemas.microsoft.com/office/word/2023/wordml/word16du" xmlns:wne="http://schemas.microsoft.com/office/word/2006/wordml" mc:Ignorable="w14 w15 w16se w16cid w16 w16cex w16sdtdh w16sdtfl w16du wp14">
   <w:p>
     <w:pPr>
       <w:jc w:val="center"/>
@@ -7403,7 +7186,7 @@
 </file>
 
 <file path=word/footer2.xml><?xml version="1.0" encoding="utf-8"?>
-<w:ftr xmlns:wpc="http://schemas.microsoft.com/office/word/2010/wordprocessingCanvas" xmlns:cx="http://schemas.microsoft.com/office/drawing/2014/chartex" xmlns:cx1="http://schemas.microsoft.com/office/drawing/2015/9/8/chartex" xmlns:cx2="http://schemas.microsoft.com/office/drawing/2015/10/21/chartex" xmlns:cx3="http://schemas.microsoft.com/office/drawing/2016/5/9/chartex" xmlns:cx4="http://schemas.microsoft.com/office/drawing/2016/5/10/chartex" xmlns:cx5="http://schemas.microsoft.com/office/drawing/2016/5/11/chartex" xmlns:cx6="http://schemas.microsoft.com/office/drawing/2016/5/12/chartex" xmlns:cx7="http://schemas.microsoft.com/office/drawing/2016/5/13/chartex" xmlns:cx8="http://schemas.microsoft.com/office/drawing/2016/5/14/chartex" xmlns:mc="http://schemas.openxmlformats.org/markup-compatibility/2006" xmlns:aink="http://schemas.microsoft.com/office/drawing/2016/ink" xmlns:am3d="http://schemas.microsoft.com/office/drawing/2017/model3d" xmlns:o="urn:schemas-microsoft-com:office:office" xmlns:oel="http://schemas.microsoft.com/office/2019/extlst" xmlns:r="http://schemas.openxmlformats.org/officeDocument/2006/relationships" xmlns:m="http://schemas.openxmlformats.org/officeDocument/2006/math" xmlns:v="urn:schemas-microsoft-com:vml" xmlns:wp14="http://schemas.microsoft.com/office/word/2010/wordprocessingDrawing" xmlns:wp="http://schemas.openxmlformats.org/drawingml/2006/wordprocessingDrawing" xmlns:w10="urn:schemas-microsoft-com:office:word" xmlns:w="http://schemas.openxmlformats.org/wordprocessingml/2006/main" xmlns:w14="http://schemas.microsoft.com/office/word/2010/wordml" xmlns:w15="http://schemas.microsoft.com/office/word/2012/wordml" xmlns:w16cex="http://schemas.microsoft.com/office/word/2018/wordml/cex" xmlns:w16cid="http://schemas.microsoft.com/office/word/2016/wordml/cid" xmlns:w16="http://schemas.microsoft.com/office/word/2018/wordml" xmlns:w16du="http://schemas.microsoft.com/office/word/2023/wordml/word16du" xmlns:w16sdtdh="http://schemas.microsoft.com/office/word/2020/wordml/sdtdatahash" xmlns:w16sdtfl="http://schemas.microsoft.com/office/word/2024/wordml/sdtformatlock" xmlns:w16se="http://schemas.microsoft.com/office/word/2015/wordml/symex" xmlns:wpg="http://schemas.microsoft.com/office/word/2010/wordprocessingGroup" xmlns:wpi="http://schemas.microsoft.com/office/word/2010/wordprocessingInk" xmlns:wne="http://schemas.microsoft.com/office/word/2006/wordml" xmlns:wps="http://schemas.microsoft.com/office/word/2010/wordprocessingShape" mc:Ignorable="w14 w15 w16se w16cid w16 w16cex w16sdtdh w16sdtfl w16du wp14">
+<w:ftr xmlns:wpc="http://schemas.microsoft.com/office/word/2010/wordprocessingCanvas" xmlns:cx="http://schemas.microsoft.com/office/drawing/2014/chartex" xmlns:cx1="http://schemas.microsoft.com/office/drawing/2015/9/8/chartex" xmlns:cx2="http://schemas.microsoft.com/office/drawing/2015/10/21/chartex" xmlns:cx3="http://schemas.microsoft.com/office/drawing/2016/5/9/chartex" xmlns:cx4="http://schemas.microsoft.com/office/drawing/2016/5/10/chartex" xmlns:cx5="http://schemas.microsoft.com/office/drawing/2016/5/11/chartex" xmlns:cx6="http://schemas.microsoft.com/office/drawing/2016/5/12/chartex" xmlns:cx7="http://schemas.microsoft.com/office/drawing/2016/5/13/chartex" xmlns:cx8="http://schemas.microsoft.com/office/drawing/2016/5/14/chartex" xmlns:mc="http://schemas.openxmlformats.org/markup-compatibility/2006" xmlns:m="http://schemas.openxmlformats.org/officeDocument/2006/math" xmlns:aink="http://schemas.microsoft.com/office/drawing/2016/ink" xmlns:am3d="http://schemas.microsoft.com/office/drawing/2017/model3d" xmlns:oel="http://schemas.microsoft.com/office/2019/extlst" xmlns:r="http://schemas.openxmlformats.org/officeDocument/2006/relationships" xmlns:wp14="http://schemas.microsoft.com/office/word/2010/wordprocessingDrawing" xmlns:wp="http://schemas.openxmlformats.org/drawingml/2006/wordprocessingDrawing" xmlns:wpg="http://schemas.microsoft.com/office/word/2010/wordprocessingGroup" xmlns:wpi="http://schemas.microsoft.com/office/word/2010/wordprocessingInk" xmlns:wps="http://schemas.microsoft.com/office/word/2010/wordprocessingShape" xmlns:o="urn:schemas-microsoft-com:office:office" xmlns:v="urn:schemas-microsoft-com:vml" xmlns:w10="urn:schemas-microsoft-com:office:word" xmlns:w="http://schemas.openxmlformats.org/wordprocessingml/2006/main" xmlns:w14="http://schemas.microsoft.com/office/word/2010/wordml" xmlns:w15="http://schemas.microsoft.com/office/word/2012/wordml" xmlns:w16cex="http://schemas.microsoft.com/office/word/2018/wordml/cex" xmlns:w16cid="http://schemas.microsoft.com/office/word/2016/wordml/cid" xmlns:w16="http://schemas.microsoft.com/office/word/2018/wordml" xmlns:w16sdtdh="http://schemas.microsoft.com/office/word/2020/wordml/sdtdatahash" xmlns:w16sdtfl="http://schemas.microsoft.com/office/word/2024/wordml/sdtformatlock" xmlns:w16se="http://schemas.microsoft.com/office/word/2015/wordml/symex" xmlns:w16du="http://schemas.microsoft.com/office/word/2023/wordml/word16du" xmlns:wne="http://schemas.microsoft.com/office/word/2006/wordml" mc:Ignorable="w14 w15 w16se w16cid w16 w16cex w16sdtdh w16sdtfl w16du wp14">
   <w:p>
     <w:pPr>
       <w:jc w:val="center"/>
@@ -7454,7 +7237,7 @@
 </file>
 
 <file path=word/footnotes.xml><?xml version="1.0" encoding="utf-8"?>
-<w:footnotes xmlns:wpc="http://schemas.microsoft.com/office/word/2010/wordprocessingCanvas" xmlns:cx="http://schemas.microsoft.com/office/drawing/2014/chartex" xmlns:cx1="http://schemas.microsoft.com/office/drawing/2015/9/8/chartex" xmlns:cx2="http://schemas.microsoft.com/office/drawing/2015/10/21/chartex" xmlns:cx3="http://schemas.microsoft.com/office/drawing/2016/5/9/chartex" xmlns:cx4="http://schemas.microsoft.com/office/drawing/2016/5/10/chartex" xmlns:cx5="http://schemas.microsoft.com/office/drawing/2016/5/11/chartex" xmlns:cx6="http://schemas.microsoft.com/office/drawing/2016/5/12/chartex" xmlns:cx7="http://schemas.microsoft.com/office/drawing/2016/5/13/chartex" xmlns:cx8="http://schemas.microsoft.com/office/drawing/2016/5/14/chartex" xmlns:mc="http://schemas.openxmlformats.org/markup-compatibility/2006" xmlns:aink="http://schemas.microsoft.com/office/drawing/2016/ink" xmlns:am3d="http://schemas.microsoft.com/office/drawing/2017/model3d" xmlns:o="urn:schemas-microsoft-com:office:office" xmlns:oel="http://schemas.microsoft.com/office/2019/extlst" xmlns:r="http://schemas.openxmlformats.org/officeDocument/2006/relationships" xmlns:m="http://schemas.openxmlformats.org/officeDocument/2006/math" xmlns:v="urn:schemas-microsoft-com:vml" xmlns:wp14="http://schemas.microsoft.com/office/word/2010/wordprocessingDrawing" xmlns:wp="http://schemas.openxmlformats.org/drawingml/2006/wordprocessingDrawing" xmlns:w10="urn:schemas-microsoft-com:office:word" xmlns:w="http://schemas.openxmlformats.org/wordprocessingml/2006/main" xmlns:w14="http://schemas.microsoft.com/office/word/2010/wordml" xmlns:w15="http://schemas.microsoft.com/office/word/2012/wordml" xmlns:w16cex="http://schemas.microsoft.com/office/word/2018/wordml/cex" xmlns:w16cid="http://schemas.microsoft.com/office/word/2016/wordml/cid" xmlns:w16="http://schemas.microsoft.com/office/word/2018/wordml" xmlns:w16du="http://schemas.microsoft.com/office/word/2023/wordml/word16du" xmlns:w16sdtdh="http://schemas.microsoft.com/office/word/2020/wordml/sdtdatahash" xmlns:w16sdtfl="http://schemas.microsoft.com/office/word/2024/wordml/sdtformatlock" xmlns:w16se="http://schemas.microsoft.com/office/word/2015/wordml/symex" xmlns:wpg="http://schemas.microsoft.com/office/word/2010/wordprocessingGroup" xmlns:wpi="http://schemas.microsoft.com/office/word/2010/wordprocessingInk" xmlns:wne="http://schemas.microsoft.com/office/word/2006/wordml" xmlns:wps="http://schemas.microsoft.com/office/word/2010/wordprocessingShape" mc:Ignorable="w14 w15 w16se w16cid w16 w16cex w16sdtdh w16sdtfl w16du wp14">
+<w:footnotes xmlns:wpc="http://schemas.microsoft.com/office/word/2010/wordprocessingCanvas" xmlns:cx="http://schemas.microsoft.com/office/drawing/2014/chartex" xmlns:cx1="http://schemas.microsoft.com/office/drawing/2015/9/8/chartex" xmlns:cx2="http://schemas.microsoft.com/office/drawing/2015/10/21/chartex" xmlns:cx3="http://schemas.microsoft.com/office/drawing/2016/5/9/chartex" xmlns:cx4="http://schemas.microsoft.com/office/drawing/2016/5/10/chartex" xmlns:cx5="http://schemas.microsoft.com/office/drawing/2016/5/11/chartex" xmlns:cx6="http://schemas.microsoft.com/office/drawing/2016/5/12/chartex" xmlns:cx7="http://schemas.microsoft.com/office/drawing/2016/5/13/chartex" xmlns:cx8="http://schemas.microsoft.com/office/drawing/2016/5/14/chartex" xmlns:mc="http://schemas.openxmlformats.org/markup-compatibility/2006" xmlns:m="http://schemas.openxmlformats.org/officeDocument/2006/math" xmlns:aink="http://schemas.microsoft.com/office/drawing/2016/ink" xmlns:am3d="http://schemas.microsoft.com/office/drawing/2017/model3d" xmlns:oel="http://schemas.microsoft.com/office/2019/extlst" xmlns:r="http://schemas.openxmlformats.org/officeDocument/2006/relationships" xmlns:wp14="http://schemas.microsoft.com/office/word/2010/wordprocessingDrawing" xmlns:wp="http://schemas.openxmlformats.org/drawingml/2006/wordprocessingDrawing" xmlns:wpg="http://schemas.microsoft.com/office/word/2010/wordprocessingGroup" xmlns:wpi="http://schemas.microsoft.com/office/word/2010/wordprocessingInk" xmlns:wps="http://schemas.microsoft.com/office/word/2010/wordprocessingShape" xmlns:o="urn:schemas-microsoft-com:office:office" xmlns:v="urn:schemas-microsoft-com:vml" xmlns:w10="urn:schemas-microsoft-com:office:word" xmlns:w="http://schemas.openxmlformats.org/wordprocessingml/2006/main" xmlns:w14="http://schemas.microsoft.com/office/word/2010/wordml" xmlns:w15="http://schemas.microsoft.com/office/word/2012/wordml" xmlns:w16cex="http://schemas.microsoft.com/office/word/2018/wordml/cex" xmlns:w16cid="http://schemas.microsoft.com/office/word/2016/wordml/cid" xmlns:w16="http://schemas.microsoft.com/office/word/2018/wordml" xmlns:w16sdtdh="http://schemas.microsoft.com/office/word/2020/wordml/sdtdatahash" xmlns:w16sdtfl="http://schemas.microsoft.com/office/word/2024/wordml/sdtformatlock" xmlns:w16se="http://schemas.microsoft.com/office/word/2015/wordml/symex" xmlns:w16du="http://schemas.microsoft.com/office/word/2023/wordml/word16du" xmlns:wne="http://schemas.microsoft.com/office/word/2006/wordml" mc:Ignorable="w14 w15 w16se w16cid w16 w16cex w16sdtdh w16sdtfl w16du wp14">
   <w:footnote w:type="separator" w:id="-1">
     <w:p>
       <w:pPr>
@@ -7479,7 +7262,7 @@
 </file>
 
 <file path=word/header1.xml><?xml version="1.0" encoding="utf-8"?>
-<w:hdr xmlns:wpc="http://schemas.microsoft.com/office/word/2010/wordprocessingCanvas" xmlns:cx="http://schemas.microsoft.com/office/drawing/2014/chartex" xmlns:cx1="http://schemas.microsoft.com/office/drawing/2015/9/8/chartex" xmlns:cx2="http://schemas.microsoft.com/office/drawing/2015/10/21/chartex" xmlns:cx3="http://schemas.microsoft.com/office/drawing/2016/5/9/chartex" xmlns:cx4="http://schemas.microsoft.com/office/drawing/2016/5/10/chartex" xmlns:cx5="http://schemas.microsoft.com/office/drawing/2016/5/11/chartex" xmlns:cx6="http://schemas.microsoft.com/office/drawing/2016/5/12/chartex" xmlns:cx7="http://schemas.microsoft.com/office/drawing/2016/5/13/chartex" xmlns:cx8="http://schemas.microsoft.com/office/drawing/2016/5/14/chartex" xmlns:mc="http://schemas.openxmlformats.org/markup-compatibility/2006" xmlns:aink="http://schemas.microsoft.com/office/drawing/2016/ink" xmlns:am3d="http://schemas.microsoft.com/office/drawing/2017/model3d" xmlns:o="urn:schemas-microsoft-com:office:office" xmlns:oel="http://schemas.microsoft.com/office/2019/extlst" xmlns:r="http://schemas.openxmlformats.org/officeDocument/2006/relationships" xmlns:m="http://schemas.openxmlformats.org/officeDocument/2006/math" xmlns:v="urn:schemas-microsoft-com:vml" xmlns:wp14="http://schemas.microsoft.com/office/word/2010/wordprocessingDrawing" xmlns:wp="http://schemas.openxmlformats.org/drawingml/2006/wordprocessingDrawing" xmlns:w10="urn:schemas-microsoft-com:office:word" xmlns:w="http://schemas.openxmlformats.org/wordprocessingml/2006/main" xmlns:w14="http://schemas.microsoft.com/office/word/2010/wordml" xmlns:w15="http://schemas.microsoft.com/office/word/2012/wordml" xmlns:w16cex="http://schemas.microsoft.com/office/word/2018/wordml/cex" xmlns:w16cid="http://schemas.microsoft.com/office/word/2016/wordml/cid" xmlns:w16="http://schemas.microsoft.com/office/word/2018/wordml" xmlns:w16du="http://schemas.microsoft.com/office/word/2023/wordml/word16du" xmlns:w16sdtdh="http://schemas.microsoft.com/office/word/2020/wordml/sdtdatahash" xmlns:w16sdtfl="http://schemas.microsoft.com/office/word/2024/wordml/sdtformatlock" xmlns:w16se="http://schemas.microsoft.com/office/word/2015/wordml/symex" xmlns:wpg="http://schemas.microsoft.com/office/word/2010/wordprocessingGroup" xmlns:wpi="http://schemas.microsoft.com/office/word/2010/wordprocessingInk" xmlns:wne="http://schemas.microsoft.com/office/word/2006/wordml" xmlns:wps="http://schemas.microsoft.com/office/word/2010/wordprocessingShape" mc:Ignorable="w14 w15 w16se w16cid w16 w16cex w16sdtdh w16sdtfl w16du wp14">
+<w:hdr xmlns:wpc="http://schemas.microsoft.com/office/word/2010/wordprocessingCanvas" xmlns:cx="http://schemas.microsoft.com/office/drawing/2014/chartex" xmlns:cx1="http://schemas.microsoft.com/office/drawing/2015/9/8/chartex" xmlns:cx2="http://schemas.microsoft.com/office/drawing/2015/10/21/chartex" xmlns:cx3="http://schemas.microsoft.com/office/drawing/2016/5/9/chartex" xmlns:cx4="http://schemas.microsoft.com/office/drawing/2016/5/10/chartex" xmlns:cx5="http://schemas.microsoft.com/office/drawing/2016/5/11/chartex" xmlns:cx6="http://schemas.microsoft.com/office/drawing/2016/5/12/chartex" xmlns:cx7="http://schemas.microsoft.com/office/drawing/2016/5/13/chartex" xmlns:cx8="http://schemas.microsoft.com/office/drawing/2016/5/14/chartex" xmlns:mc="http://schemas.openxmlformats.org/markup-compatibility/2006" xmlns:m="http://schemas.openxmlformats.org/officeDocument/2006/math" xmlns:aink="http://schemas.microsoft.com/office/drawing/2016/ink" xmlns:am3d="http://schemas.microsoft.com/office/drawing/2017/model3d" xmlns:oel="http://schemas.microsoft.com/office/2019/extlst" xmlns:r="http://schemas.openxmlformats.org/officeDocument/2006/relationships" xmlns:wp14="http://schemas.microsoft.com/office/word/2010/wordprocessingDrawing" xmlns:wp="http://schemas.openxmlformats.org/drawingml/2006/wordprocessingDrawing" xmlns:wpg="http://schemas.microsoft.com/office/word/2010/wordprocessingGroup" xmlns:wpi="http://schemas.microsoft.com/office/word/2010/wordprocessingInk" xmlns:wps="http://schemas.microsoft.com/office/word/2010/wordprocessingShape" xmlns:o="urn:schemas-microsoft-com:office:office" xmlns:v="urn:schemas-microsoft-com:vml" xmlns:w10="urn:schemas-microsoft-com:office:word" xmlns:w="http://schemas.openxmlformats.org/wordprocessingml/2006/main" xmlns:w14="http://schemas.microsoft.com/office/word/2010/wordml" xmlns:w15="http://schemas.microsoft.com/office/word/2012/wordml" xmlns:w16cex="http://schemas.microsoft.com/office/word/2018/wordml/cex" xmlns:w16cid="http://schemas.microsoft.com/office/word/2016/wordml/cid" xmlns:w16="http://schemas.microsoft.com/office/word/2018/wordml" xmlns:w16sdtdh="http://schemas.microsoft.com/office/word/2020/wordml/sdtdatahash" xmlns:w16sdtfl="http://schemas.microsoft.com/office/word/2024/wordml/sdtformatlock" xmlns:w16se="http://schemas.microsoft.com/office/word/2015/wordml/symex" xmlns:w16du="http://schemas.microsoft.com/office/word/2023/wordml/word16du" xmlns:wne="http://schemas.microsoft.com/office/word/2006/wordml" mc:Ignorable="w14 w15 w16se w16cid w16 w16cex w16sdtdh w16sdtfl w16du wp14">
   <w:p>
     <w:pPr>
       <w:pBdr>
@@ -7511,13 +7294,13 @@
 </file>
 
 <file path=word/header2.xml><?xml version="1.0" encoding="utf-8"?>
-<w:hdr xmlns:wpc="http://schemas.microsoft.com/office/word/2010/wordprocessingCanvas" xmlns:cx="http://schemas.microsoft.com/office/drawing/2014/chartex" xmlns:cx1="http://schemas.microsoft.com/office/drawing/2015/9/8/chartex" xmlns:cx2="http://schemas.microsoft.com/office/drawing/2015/10/21/chartex" xmlns:cx3="http://schemas.microsoft.com/office/drawing/2016/5/9/chartex" xmlns:cx4="http://schemas.microsoft.com/office/drawing/2016/5/10/chartex" xmlns:cx5="http://schemas.microsoft.com/office/drawing/2016/5/11/chartex" xmlns:cx6="http://schemas.microsoft.com/office/drawing/2016/5/12/chartex" xmlns:cx7="http://schemas.microsoft.com/office/drawing/2016/5/13/chartex" xmlns:cx8="http://schemas.microsoft.com/office/drawing/2016/5/14/chartex" xmlns:mc="http://schemas.openxmlformats.org/markup-compatibility/2006" xmlns:aink="http://schemas.microsoft.com/office/drawing/2016/ink" xmlns:am3d="http://schemas.microsoft.com/office/drawing/2017/model3d" xmlns:o="urn:schemas-microsoft-com:office:office" xmlns:oel="http://schemas.microsoft.com/office/2019/extlst" xmlns:r="http://schemas.openxmlformats.org/officeDocument/2006/relationships" xmlns:m="http://schemas.openxmlformats.org/officeDocument/2006/math" xmlns:v="urn:schemas-microsoft-com:vml" xmlns:wp14="http://schemas.microsoft.com/office/word/2010/wordprocessingDrawing" xmlns:wp="http://schemas.openxmlformats.org/drawingml/2006/wordprocessingDrawing" xmlns:w10="urn:schemas-microsoft-com:office:word" xmlns:w="http://schemas.openxmlformats.org/wordprocessingml/2006/main" xmlns:w14="http://schemas.microsoft.com/office/word/2010/wordml" xmlns:w15="http://schemas.microsoft.com/office/word/2012/wordml" xmlns:w16cex="http://schemas.microsoft.com/office/word/2018/wordml/cex" xmlns:w16cid="http://schemas.microsoft.com/office/word/2016/wordml/cid" xmlns:w16="http://schemas.microsoft.com/office/word/2018/wordml" xmlns:w16du="http://schemas.microsoft.com/office/word/2023/wordml/word16du" xmlns:w16sdtdh="http://schemas.microsoft.com/office/word/2020/wordml/sdtdatahash" xmlns:w16sdtfl="http://schemas.microsoft.com/office/word/2024/wordml/sdtformatlock" xmlns:w16se="http://schemas.microsoft.com/office/word/2015/wordml/symex" xmlns:wpg="http://schemas.microsoft.com/office/word/2010/wordprocessingGroup" xmlns:wpi="http://schemas.microsoft.com/office/word/2010/wordprocessingInk" xmlns:wne="http://schemas.microsoft.com/office/word/2006/wordml" xmlns:wps="http://schemas.microsoft.com/office/word/2010/wordprocessingShape" mc:Ignorable="w14 w15 w16se w16cid w16 w16cex w16sdtdh w16sdtfl w16du wp14">
+<w:hdr xmlns:wpc="http://schemas.microsoft.com/office/word/2010/wordprocessingCanvas" xmlns:cx="http://schemas.microsoft.com/office/drawing/2014/chartex" xmlns:cx1="http://schemas.microsoft.com/office/drawing/2015/9/8/chartex" xmlns:cx2="http://schemas.microsoft.com/office/drawing/2015/10/21/chartex" xmlns:cx3="http://schemas.microsoft.com/office/drawing/2016/5/9/chartex" xmlns:cx4="http://schemas.microsoft.com/office/drawing/2016/5/10/chartex" xmlns:cx5="http://schemas.microsoft.com/office/drawing/2016/5/11/chartex" xmlns:cx6="http://schemas.microsoft.com/office/drawing/2016/5/12/chartex" xmlns:cx7="http://schemas.microsoft.com/office/drawing/2016/5/13/chartex" xmlns:cx8="http://schemas.microsoft.com/office/drawing/2016/5/14/chartex" xmlns:mc="http://schemas.openxmlformats.org/markup-compatibility/2006" xmlns:m="http://schemas.openxmlformats.org/officeDocument/2006/math" xmlns:aink="http://schemas.microsoft.com/office/drawing/2016/ink" xmlns:am3d="http://schemas.microsoft.com/office/drawing/2017/model3d" xmlns:oel="http://schemas.microsoft.com/office/2019/extlst" xmlns:r="http://schemas.openxmlformats.org/officeDocument/2006/relationships" xmlns:wp14="http://schemas.microsoft.com/office/word/2010/wordprocessingDrawing" xmlns:wp="http://schemas.openxmlformats.org/drawingml/2006/wordprocessingDrawing" xmlns:wpg="http://schemas.microsoft.com/office/word/2010/wordprocessingGroup" xmlns:wpi="http://schemas.microsoft.com/office/word/2010/wordprocessingInk" xmlns:wps="http://schemas.microsoft.com/office/word/2010/wordprocessingShape" xmlns:o="urn:schemas-microsoft-com:office:office" xmlns:v="urn:schemas-microsoft-com:vml" xmlns:w10="urn:schemas-microsoft-com:office:word" xmlns:w="http://schemas.openxmlformats.org/wordprocessingml/2006/main" xmlns:w14="http://schemas.microsoft.com/office/word/2010/wordml" xmlns:w15="http://schemas.microsoft.com/office/word/2012/wordml" xmlns:w16cex="http://schemas.microsoft.com/office/word/2018/wordml/cex" xmlns:w16cid="http://schemas.microsoft.com/office/word/2016/wordml/cid" xmlns:w16="http://schemas.microsoft.com/office/word/2018/wordml" xmlns:w16sdtdh="http://schemas.microsoft.com/office/word/2020/wordml/sdtdatahash" xmlns:w16sdtfl="http://schemas.microsoft.com/office/word/2024/wordml/sdtformatlock" xmlns:w16se="http://schemas.microsoft.com/office/word/2015/wordml/symex" xmlns:w16du="http://schemas.microsoft.com/office/word/2023/wordml/word16du" xmlns:wne="http://schemas.microsoft.com/office/word/2006/wordml" mc:Ignorable="w14 w15 w16se w16cid w16 w16cex w16sdtdh w16sdtfl w16du wp14">
   <w:p/>
 </w:hdr>
 </file>
 
 <file path=word/numbering.xml><?xml version="1.0" encoding="utf-8"?>
-<w:numbering xmlns:wpc="http://schemas.microsoft.com/office/word/2010/wordprocessingCanvas" xmlns:cx="http://schemas.microsoft.com/office/drawing/2014/chartex" xmlns:cx1="http://schemas.microsoft.com/office/drawing/2015/9/8/chartex" xmlns:cx2="http://schemas.microsoft.com/office/drawing/2015/10/21/chartex" xmlns:cx3="http://schemas.microsoft.com/office/drawing/2016/5/9/chartex" xmlns:cx4="http://schemas.microsoft.com/office/drawing/2016/5/10/chartex" xmlns:cx5="http://schemas.microsoft.com/office/drawing/2016/5/11/chartex" xmlns:cx6="http://schemas.microsoft.com/office/drawing/2016/5/12/chartex" xmlns:cx7="http://schemas.microsoft.com/office/drawing/2016/5/13/chartex" xmlns:cx8="http://schemas.microsoft.com/office/drawing/2016/5/14/chartex" xmlns:mc="http://schemas.openxmlformats.org/markup-compatibility/2006" xmlns:aink="http://schemas.microsoft.com/office/drawing/2016/ink" xmlns:am3d="http://schemas.microsoft.com/office/drawing/2017/model3d" xmlns:o="urn:schemas-microsoft-com:office:office" xmlns:oel="http://schemas.microsoft.com/office/2019/extlst" xmlns:r="http://schemas.openxmlformats.org/officeDocument/2006/relationships" xmlns:m="http://schemas.openxmlformats.org/officeDocument/2006/math" xmlns:v="urn:schemas-microsoft-com:vml" xmlns:wp14="http://schemas.microsoft.com/office/word/2010/wordprocessingDrawing" xmlns:wp="http://schemas.openxmlformats.org/drawingml/2006/wordprocessingDrawing" xmlns:w10="urn:schemas-microsoft-com:office:word" xmlns:w="http://schemas.openxmlformats.org/wordprocessingml/2006/main" xmlns:w14="http://schemas.microsoft.com/office/word/2010/wordml" xmlns:w15="http://schemas.microsoft.com/office/word/2012/wordml" xmlns:w16cex="http://schemas.microsoft.com/office/word/2018/wordml/cex" xmlns:w16cid="http://schemas.microsoft.com/office/word/2016/wordml/cid" xmlns:w16="http://schemas.microsoft.com/office/word/2018/wordml" xmlns:w16du="http://schemas.microsoft.com/office/word/2023/wordml/word16du" xmlns:w16sdtdh="http://schemas.microsoft.com/office/word/2020/wordml/sdtdatahash" xmlns:w16sdtfl="http://schemas.microsoft.com/office/word/2024/wordml/sdtformatlock" xmlns:w16se="http://schemas.microsoft.com/office/word/2015/wordml/symex" xmlns:wpg="http://schemas.microsoft.com/office/word/2010/wordprocessingGroup" xmlns:wpi="http://schemas.microsoft.com/office/word/2010/wordprocessingInk" xmlns:wne="http://schemas.microsoft.com/office/word/2006/wordml" xmlns:wps="http://schemas.microsoft.com/office/word/2010/wordprocessingShape" mc:Ignorable="w14 w15 w16se w16cid w16 w16cex w16sdtdh w16sdtfl w16du wp14">
+<w:numbering xmlns:wpc="http://schemas.microsoft.com/office/word/2010/wordprocessingCanvas" xmlns:cx="http://schemas.microsoft.com/office/drawing/2014/chartex" xmlns:cx1="http://schemas.microsoft.com/office/drawing/2015/9/8/chartex" xmlns:cx2="http://schemas.microsoft.com/office/drawing/2015/10/21/chartex" xmlns:cx3="http://schemas.microsoft.com/office/drawing/2016/5/9/chartex" xmlns:cx4="http://schemas.microsoft.com/office/drawing/2016/5/10/chartex" xmlns:cx5="http://schemas.microsoft.com/office/drawing/2016/5/11/chartex" xmlns:cx6="http://schemas.microsoft.com/office/drawing/2016/5/12/chartex" xmlns:cx7="http://schemas.microsoft.com/office/drawing/2016/5/13/chartex" xmlns:cx8="http://schemas.microsoft.com/office/drawing/2016/5/14/chartex" xmlns:mc="http://schemas.openxmlformats.org/markup-compatibility/2006" xmlns:m="http://schemas.openxmlformats.org/officeDocument/2006/math" xmlns:aink="http://schemas.microsoft.com/office/drawing/2016/ink" xmlns:am3d="http://schemas.microsoft.com/office/drawing/2017/model3d" xmlns:oel="http://schemas.microsoft.com/office/2019/extlst" xmlns:r="http://schemas.openxmlformats.org/officeDocument/2006/relationships" xmlns:wp14="http://schemas.microsoft.com/office/word/2010/wordprocessingDrawing" xmlns:wp="http://schemas.openxmlformats.org/drawingml/2006/wordprocessingDrawing" xmlns:wpg="http://schemas.microsoft.com/office/word/2010/wordprocessingGroup" xmlns:wpi="http://schemas.microsoft.com/office/word/2010/wordprocessingInk" xmlns:wps="http://schemas.microsoft.com/office/word/2010/wordprocessingShape" xmlns:o="urn:schemas-microsoft-com:office:office" xmlns:v="urn:schemas-microsoft-com:vml" xmlns:w10="urn:schemas-microsoft-com:office:word" xmlns:w="http://schemas.openxmlformats.org/wordprocessingml/2006/main" xmlns:w14="http://schemas.microsoft.com/office/word/2010/wordml" xmlns:w15="http://schemas.microsoft.com/office/word/2012/wordml" xmlns:w16cex="http://schemas.microsoft.com/office/word/2018/wordml/cex" xmlns:w16cid="http://schemas.microsoft.com/office/word/2016/wordml/cid" xmlns:w16="http://schemas.microsoft.com/office/word/2018/wordml" xmlns:w16sdtdh="http://schemas.microsoft.com/office/word/2020/wordml/sdtdatahash" xmlns:w16sdtfl="http://schemas.microsoft.com/office/word/2024/wordml/sdtformatlock" xmlns:w16se="http://schemas.microsoft.com/office/word/2015/wordml/symex" xmlns:w16du="http://schemas.microsoft.com/office/word/2023/wordml/word16du" xmlns:wne="http://schemas.microsoft.com/office/word/2006/wordml" mc:Ignorable="w14 w15 w16se w16cid w16 w16cex w16sdtdh w16sdtfl w16du wp14">
   <w:abstractNum w:abstractNumId="0" w15:restartNumberingAfterBreak="0">
     <w:nsid w:val="0DA51FD6"/>
     <w:multiLevelType w:val="hybridMultilevel"/>
@@ -7869,7 +7652,7 @@
 </file>
 
 <file path=word/styles.xml><?xml version="1.0" encoding="utf-8"?>
-<w:styles xmlns:mc="http://schemas.openxmlformats.org/markup-compatibility/2006" xmlns:r="http://schemas.openxmlformats.org/officeDocument/2006/relationships" xmlns:w="http://schemas.openxmlformats.org/wordprocessingml/2006/main" xmlns:w14="http://schemas.microsoft.com/office/word/2010/wordml" xmlns:w15="http://schemas.microsoft.com/office/word/2012/wordml" xmlns:w16cex="http://schemas.microsoft.com/office/word/2018/wordml/cex" xmlns:w16cid="http://schemas.microsoft.com/office/word/2016/wordml/cid" xmlns:w16="http://schemas.microsoft.com/office/word/2018/wordml" xmlns:w16du="http://schemas.microsoft.com/office/word/2023/wordml/word16du" xmlns:w16sdtdh="http://schemas.microsoft.com/office/word/2020/wordml/sdtdatahash" xmlns:w16sdtfl="http://schemas.microsoft.com/office/word/2024/wordml/sdtformatlock" xmlns:w16se="http://schemas.microsoft.com/office/word/2015/wordml/symex" mc:Ignorable="w14 w15 w16se w16cid w16 w16cex w16sdtdh w16sdtfl w16du">
+<w:styles xmlns:mc="http://schemas.openxmlformats.org/markup-compatibility/2006" xmlns:r="http://schemas.openxmlformats.org/officeDocument/2006/relationships" xmlns:w="http://schemas.openxmlformats.org/wordprocessingml/2006/main" xmlns:w14="http://schemas.microsoft.com/office/word/2010/wordml" xmlns:w15="http://schemas.microsoft.com/office/word/2012/wordml" xmlns:w16cex="http://schemas.microsoft.com/office/word/2018/wordml/cex" xmlns:w16cid="http://schemas.microsoft.com/office/word/2016/wordml/cid" xmlns:w16="http://schemas.microsoft.com/office/word/2018/wordml" xmlns:w16sdtdh="http://schemas.microsoft.com/office/word/2020/wordml/sdtdatahash" xmlns:w16sdtfl="http://schemas.microsoft.com/office/word/2024/wordml/sdtformatlock" xmlns:w16se="http://schemas.microsoft.com/office/word/2015/wordml/symex" xmlns:w16du="http://schemas.microsoft.com/office/word/2023/wordml/word16du" mc:Ignorable="w14 w15 w16se w16cid w16 w16cex w16sdtdh w16sdtfl w16du">
   <w:docDefaults>
     <w:rPrDefault>
       <w:rPr>

--- a/Defense_v1.docx
+++ b/Defense_v1.docx
@@ -1650,6 +1650,7 @@
         <w:rPr>
           <w:b/>
           <w:bCs/>
+          <w:noProof/>
           <w:color w:val="1F3864"/>
         </w:rPr>
         <w:t>1</w:t>
@@ -1770,6 +1771,7 @@
         <w:rPr>
           <w:b/>
           <w:bCs/>
+          <w:noProof/>
           <w:color w:val="1F3864"/>
         </w:rPr>
         <w:t>2</w:t>
@@ -1903,6 +1905,7 @@
         <w:rPr>
           <w:b/>
           <w:bCs/>
+          <w:noProof/>
           <w:color w:val="1F3864"/>
         </w:rPr>
         <w:t>3</w:t>
@@ -2432,6 +2435,7 @@
         <w:rPr>
           <w:b/>
           <w:bCs/>
+          <w:noProof/>
           <w:color w:val="1F3864"/>
         </w:rPr>
         <w:t>4</w:t>
@@ -2582,6 +2586,7 @@
         <w:rPr>
           <w:b/>
           <w:bCs/>
+          <w:noProof/>
           <w:color w:val="1F3864"/>
         </w:rPr>
         <w:t>5</w:t>
@@ -2702,6 +2707,7 @@
         <w:rPr>
           <w:b/>
           <w:bCs/>
+          <w:noProof/>
           <w:color w:val="1F3864"/>
         </w:rPr>
         <w:t>6</w:t>
@@ -2835,6 +2841,7 @@
         <w:rPr>
           <w:b/>
           <w:bCs/>
+          <w:noProof/>
           <w:color w:val="1F3864"/>
         </w:rPr>
         <w:t>7</w:t>
@@ -2901,6 +2908,7 @@
         <w:rPr>
           <w:b/>
           <w:bCs/>
+          <w:noProof/>
           <w:color w:val="1F3864"/>
         </w:rPr>
         <w:t>1</w:t>
@@ -4260,6 +4268,7 @@
         <w:rPr>
           <w:b/>
           <w:bCs/>
+          <w:noProof/>
           <w:color w:val="1F3864"/>
         </w:rPr>
         <w:t>2</w:t>
@@ -5779,6 +5788,7 @@
         <w:rPr>
           <w:b/>
           <w:bCs/>
+          <w:noProof/>
           <w:color w:val="1F3864"/>
         </w:rPr>
         <w:t>8</w:t>
@@ -5921,6 +5931,7 @@
         <w:rPr>
           <w:b/>
           <w:bCs/>
+          <w:noProof/>
           <w:color w:val="1F3864"/>
         </w:rPr>
         <w:t>9</w:t>
@@ -6110,6 +6121,7 @@
         <w:rPr>
           <w:b/>
           <w:bCs/>
+          <w:noProof/>
           <w:color w:val="1F3864"/>
         </w:rPr>
         <w:t>10</w:t>
@@ -6242,6 +6254,7 @@
         <w:rPr>
           <w:b/>
           <w:bCs/>
+          <w:noProof/>
           <w:color w:val="1F3864"/>
         </w:rPr>
         <w:t>11</w:t>
@@ -6423,6 +6436,7 @@
         <w:rPr>
           <w:b/>
           <w:bCs/>
+          <w:noProof/>
           <w:color w:val="1F3864"/>
         </w:rPr>
         <w:t>12</w:t>
@@ -7008,6 +7022,7 @@
         <w:rPr>
           <w:b/>
           <w:bCs/>
+          <w:noProof/>
           <w:color w:val="1F3864"/>
         </w:rPr>
         <w:t>13</w:t>

--- a/Defense_v1.docx
+++ b/Defense_v1.docx
@@ -1093,6 +1093,20 @@
                 <w:szCs w:val="18"/>
               </w:rPr>
               <w:t>Rank correlation of z with the rate change over the next h sessions (5, 21, 63) outside the ELB State</w:t>
+            </w:r>
+            <w:r>
+              <w:rPr>
+                <w:sz w:val="18"/>
+                <w:szCs w:val="18"/>
+              </w:rPr>
+              <w:t xml:space="preserve">. </w:t>
+            </w:r>
+            <w:r>
+              <w:rPr>
+                <w:sz w:val="18"/>
+                <w:szCs w:val="18"/>
+              </w:rPr>
+              <w:t>IC is signed in the trade's direction: positive means the gap closed as the trade bet.</w:t>
             </w:r>
           </w:p>
         </w:tc>
